--- a/Fase 2/Manuales/SIGMA_Manual_EP17_SIGMA_AI.docx
+++ b/Fase 2/Manuales/SIGMA_Manual_EP17_SIGMA_AI.docx
@@ -637,13 +637,14 @@
         </w:tblBorders>
       </w:tblPr>
       <w:tblGrid>
-        <w:gridCol w:w="4873"/>
-        <w:gridCol w:w="4873"/>
+        <w:gridCol w:w="3249"/>
+        <w:gridCol w:w="3249"/>
+        <w:gridCol w:w="3249"/>
       </w:tblGrid>
       <w:tr>
         <w:tc>
           <w:tcPr>
-            <w:tcW w:type="dxa" w:w="3402"/>
+            <w:tcW w:type="dxa" w:w="2551"/>
             <w:shd w:val="clear" w:color="auto" w:fill="E8E5F7"/>
           </w:tcPr>
           <w:p>
@@ -659,7 +660,7 @@
         </w:tc>
         <w:tc>
           <w:tcPr>
-            <w:tcW w:type="dxa" w:w="6236"/>
+            <w:tcW w:type="dxa" w:w="3969"/>
             <w:shd w:val="clear" w:color="auto" w:fill="E8E5F7"/>
           </w:tcPr>
           <w:p>
@@ -669,7 +670,23 @@
                 <w:b/>
                 <w:sz w:val="19"/>
               </w:rPr>
-              <w:t>Ruta</w:t>
+              <w:t>Ruta en el menú</w:t>
+            </w:r>
+          </w:p>
+        </w:tc>
+        <w:tc>
+          <w:tcPr>
+            <w:tcW w:type="dxa" w:w="3118"/>
+            <w:shd w:val="clear" w:color="auto" w:fill="E8E5F7"/>
+          </w:tcPr>
+          <w:p>
+            <w:r/>
+            <w:r>
+              <w:rPr>
+                <w:b/>
+                <w:sz w:val="19"/>
+              </w:rPr>
+              <w:t>Pestañas que tiene</w:t>
             </w:r>
           </w:p>
         </w:tc>
@@ -677,7 +694,7 @@
       <w:tr>
         <w:tc>
           <w:tcPr>
-            <w:tcW w:type="dxa" w:w="3402"/>
+            <w:tcW w:type="dxa" w:w="2551"/>
           </w:tcPr>
           <w:p>
             <w:r/>
@@ -691,7 +708,7 @@
         </w:tc>
         <w:tc>
           <w:tcPr>
-            <w:tcW w:type="dxa" w:w="6236"/>
+            <w:tcW w:type="dxa" w:w="3969"/>
           </w:tcPr>
           <w:p>
             <w:r/>
@@ -700,6 +717,20 @@
                 <w:sz w:val="19"/>
               </w:rPr>
               <w:t>Análisis de SIGMA AI</w:t>
+            </w:r>
+          </w:p>
+        </w:tc>
+        <w:tc>
+          <w:tcPr>
+            <w:tcW w:type="dxa" w:w="3118"/>
+          </w:tcPr>
+          <w:p>
+            <w:r/>
+            <w:r>
+              <w:rPr>
+                <w:sz w:val="19"/>
+              </w:rPr>
+              <w:t>—</w:t>
             </w:r>
           </w:p>
         </w:tc>
@@ -707,7 +738,7 @@
       <w:tr>
         <w:tc>
           <w:tcPr>
-            <w:tcW w:type="dxa" w:w="3402"/>
+            <w:tcW w:type="dxa" w:w="2551"/>
           </w:tcPr>
           <w:p>
             <w:r/>
@@ -721,7 +752,7 @@
         </w:tc>
         <w:tc>
           <w:tcPr>
-            <w:tcW w:type="dxa" w:w="6236"/>
+            <w:tcW w:type="dxa" w:w="3969"/>
           </w:tcPr>
           <w:p>
             <w:r/>
@@ -730,6 +761,20 @@
                 <w:sz w:val="19"/>
               </w:rPr>
               <w:t>SIGMA AI › Experimentos</w:t>
+            </w:r>
+          </w:p>
+        </w:tc>
+        <w:tc>
+          <w:tcPr>
+            <w:tcW w:type="dxa" w:w="3118"/>
+          </w:tcPr>
+          <w:p>
+            <w:r/>
+            <w:r>
+              <w:rPr>
+                <w:sz w:val="19"/>
+              </w:rPr>
+              <w:t>—</w:t>
             </w:r>
           </w:p>
         </w:tc>

--- a/Fase 2/Manuales/SIGMA_Manual_EP17_SIGMA_AI.docx
+++ b/Fase 2/Manuales/SIGMA_Manual_EP17_SIGMA_AI.docx
@@ -152,7 +152,7 @@
               <w:rPr>
                 <w:sz w:val="20"/>
               </w:rPr>
-              <w:t>2 visibles en el menú</w:t>
+              <w:t>3 en el menú y 2 que se abren desde ellas</w:t>
             </w:r>
           </w:p>
         </w:tc>
@@ -216,7 +216,7 @@
               <w:rPr>
                 <w:sz w:val="20"/>
               </w:rPr>
-              <w:t>1.0 · 01-10-2026</w:t>
+              <w:t>1.1 · 02-10-2026</w:t>
             </w:r>
           </w:p>
         </w:tc>
@@ -603,6 +603,30 @@
     </w:p>
     <w:p>
       <w:pPr>
+        <w:pStyle w:val="ListBullet"/>
+        <w:spacing w:after="60"/>
+      </w:pPr>
+      <w:r>
+        <w:rPr>
+          <w:sz w:val="21"/>
+        </w:rPr>
+        <w:t>Ver existencias de bodega</w:t>
+      </w:r>
+    </w:p>
+    <w:p>
+      <w:pPr>
+        <w:pStyle w:val="ListBullet"/>
+        <w:spacing w:after="60"/>
+      </w:pPr>
+      <w:r>
+        <w:rPr>
+          <w:sz w:val="21"/>
+        </w:rPr>
+        <w:t>Ver ordenes de trabajo</w:t>
+      </w:r>
+    </w:p>
+    <w:p>
+      <w:pPr>
         <w:pStyle w:val="Heading1"/>
       </w:pPr>
       <w:r>
@@ -619,7 +643,7 @@
           <w:i w:val="0"/>
           <w:sz w:val="22"/>
         </w:rPr>
-        <w:t>Desde el menú lateral:</w:t>
+        <w:t>Estas son las pantallas que usa el módulo, con la ruta exacta del menú lateral:</w:t>
       </w:r>
     </w:p>
     <w:tbl>
@@ -716,7 +740,7 @@
               <w:rPr>
                 <w:sz w:val="19"/>
               </w:rPr>
-              <w:t>Análisis de SIGMA AI</w:t>
+              <w:t>Aplicación móvil</w:t>
             </w:r>
           </w:p>
         </w:tc>
@@ -746,6 +770,50 @@
               <w:rPr>
                 <w:sz w:val="19"/>
               </w:rPr>
+              <w:t>Alertas</w:t>
+            </w:r>
+          </w:p>
+        </w:tc>
+        <w:tc>
+          <w:tcPr>
+            <w:tcW w:type="dxa" w:w="3969"/>
+          </w:tcPr>
+          <w:p>
+            <w:r/>
+            <w:r>
+              <w:rPr>
+                <w:sz w:val="19"/>
+              </w:rPr>
+              <w:t>Alertas</w:t>
+            </w:r>
+          </w:p>
+        </w:tc>
+        <w:tc>
+          <w:tcPr>
+            <w:tcW w:type="dxa" w:w="3118"/>
+          </w:tcPr>
+          <w:p>
+            <w:r/>
+            <w:r>
+              <w:rPr>
+                <w:sz w:val="19"/>
+              </w:rPr>
+              <w:t>—</w:t>
+            </w:r>
+          </w:p>
+        </w:tc>
+      </w:tr>
+      <w:tr>
+        <w:tc>
+          <w:tcPr>
+            <w:tcW w:type="dxa" w:w="2551"/>
+          </w:tcPr>
+          <w:p>
+            <w:r/>
+            <w:r>
+              <w:rPr>
+                <w:sz w:val="19"/>
+              </w:rPr>
               <w:t>Experimentos</w:t>
             </w:r>
           </w:p>
@@ -773,6 +841,183 @@
             <w:r>
               <w:rPr>
                 <w:sz w:val="19"/>
+              </w:rPr>
+              <w:t>—</w:t>
+            </w:r>
+          </w:p>
+        </w:tc>
+      </w:tr>
+    </w:tbl>
+    <w:p>
+      <w:pPr>
+        <w:spacing w:after="40"/>
+      </w:pPr>
+    </w:p>
+    <w:p>
+      <w:pPr>
+        <w:spacing w:after="80"/>
+      </w:pPr>
+      <w:r>
+        <w:rPr>
+          <w:b w:val="0"/>
+          <w:i w:val="0"/>
+          <w:color w:val="555555"/>
+          <w:sz w:val="20"/>
+        </w:rPr>
+        <w:t>Estas otras no están en el menú: se abren desde las anteriores, al pulsar un botón o al elegir una fila.</w:t>
+      </w:r>
+    </w:p>
+    <w:tbl>
+      <w:tblPr>
+        <w:tblW w:type="auto" w:w="0"/>
+        <w:tblLook w:firstColumn="1" w:firstRow="1" w:lastColumn="0" w:lastRow="0" w:noHBand="0" w:noVBand="1" w:val="04A0"/>
+        <w:jc w:val="center"/>
+        <w:tblBorders>
+          <w:top w:val="single" w:sz="4" w:color="BFBFBF"/>
+          <w:left w:val="single" w:sz="4" w:color="BFBFBF"/>
+          <w:bottom w:val="single" w:sz="4" w:color="BFBFBF"/>
+          <w:right w:val="single" w:sz="4" w:color="BFBFBF"/>
+          <w:insideH w:val="single" w:sz="4" w:color="BFBFBF"/>
+          <w:insideV w:val="single" w:sz="4" w:color="BFBFBF"/>
+        </w:tblBorders>
+      </w:tblPr>
+      <w:tblGrid>
+        <w:gridCol w:w="3249"/>
+        <w:gridCol w:w="3249"/>
+        <w:gridCol w:w="3249"/>
+      </w:tblGrid>
+      <w:tr>
+        <w:tc>
+          <w:tcPr>
+            <w:tcW w:type="dxa" w:w="2551"/>
+            <w:shd w:val="clear" w:color="auto" w:fill="E8E5F7"/>
+          </w:tcPr>
+          <w:p>
+            <w:r/>
+            <w:r>
+              <w:rPr>
+                <w:b/>
+                <w:sz w:val="18"/>
+              </w:rPr>
+              <w:t>Pantalla</w:t>
+            </w:r>
+          </w:p>
+        </w:tc>
+        <w:tc>
+          <w:tcPr>
+            <w:tcW w:type="dxa" w:w="3969"/>
+            <w:shd w:val="clear" w:color="auto" w:fill="E8E5F7"/>
+          </w:tcPr>
+          <w:p>
+            <w:r/>
+            <w:r>
+              <w:rPr>
+                <w:b/>
+                <w:sz w:val="18"/>
+              </w:rPr>
+              <w:t>Se abre desde</w:t>
+            </w:r>
+          </w:p>
+        </w:tc>
+        <w:tc>
+          <w:tcPr>
+            <w:tcW w:type="dxa" w:w="3118"/>
+            <w:shd w:val="clear" w:color="auto" w:fill="E8E5F7"/>
+          </w:tcPr>
+          <w:p>
+            <w:r/>
+            <w:r>
+              <w:rPr>
+                <w:b/>
+                <w:sz w:val="18"/>
+              </w:rPr>
+              <w:t>Pestañas que tiene</w:t>
+            </w:r>
+          </w:p>
+        </w:tc>
+      </w:tr>
+      <w:tr>
+        <w:tc>
+          <w:tcPr>
+            <w:tcW w:type="dxa" w:w="2551"/>
+          </w:tcPr>
+          <w:p>
+            <w:r/>
+            <w:r>
+              <w:rPr>
+                <w:sz w:val="18"/>
+              </w:rPr>
+              <w:t>Alerta (detalle)</w:t>
+            </w:r>
+          </w:p>
+        </w:tc>
+        <w:tc>
+          <w:tcPr>
+            <w:tcW w:type="dxa" w:w="3969"/>
+          </w:tcPr>
+          <w:p>
+            <w:r/>
+            <w:r>
+              <w:rPr>
+                <w:sz w:val="18"/>
+              </w:rPr>
+              <w:t>Alerta (detalle)</w:t>
+            </w:r>
+          </w:p>
+        </w:tc>
+        <w:tc>
+          <w:tcPr>
+            <w:tcW w:type="dxa" w:w="3118"/>
+          </w:tcPr>
+          <w:p>
+            <w:r/>
+            <w:r>
+              <w:rPr>
+                <w:sz w:val="18"/>
+              </w:rPr>
+              <w:t>—</w:t>
+            </w:r>
+          </w:p>
+        </w:tc>
+      </w:tr>
+      <w:tr>
+        <w:tc>
+          <w:tcPr>
+            <w:tcW w:type="dxa" w:w="2551"/>
+          </w:tcPr>
+          <w:p>
+            <w:r/>
+            <w:r>
+              <w:rPr>
+                <w:sz w:val="18"/>
+              </w:rPr>
+              <w:t>Orden de trabajo (detalle)</w:t>
+            </w:r>
+          </w:p>
+        </w:tc>
+        <w:tc>
+          <w:tcPr>
+            <w:tcW w:type="dxa" w:w="3969"/>
+          </w:tcPr>
+          <w:p>
+            <w:r/>
+            <w:r>
+              <w:rPr>
+                <w:sz w:val="18"/>
+              </w:rPr>
+              <w:t>Centro de Mantenimiento › Órdenes de trabajo › Orden de trabajo (detalle)</w:t>
+            </w:r>
+          </w:p>
+        </w:tc>
+        <w:tc>
+          <w:tcPr>
+            <w:tcW w:type="dxa" w:w="3118"/>
+          </w:tcPr>
+          <w:p>
+            <w:r/>
+            <w:r>
+              <w:rPr>
+                <w:sz w:val="18"/>
               </w:rPr>
               <w:t>—</w:t>
             </w:r>
@@ -844,7 +1089,7 @@
         <w:rPr>
           <w:sz w:val="21"/>
         </w:rPr>
-        <w:t>Entre a Análisis de SIGMA AI.</w:t>
+        <w:t>Abra «Análisis de SIGMA AI».</w:t>
       </w:r>
     </w:p>
     <w:p>
@@ -857,7 +1102,7 @@
           <w:color w:val="555555"/>
           <w:sz w:val="19"/>
         </w:rPr>
-        <w:t>Menú: Análisis de SIGMA AI</w:t>
+        <w:t>En la aplicación móvil está en el menú; en la web, en el menú del usuario, arriba a la derecha.</w:t>
       </w:r>
     </w:p>
     <w:p>
@@ -876,7 +1121,20 @@
         <w:rPr>
           <w:sz w:val="21"/>
         </w:rPr>
-        <w:t>Ejecute la acción desde la pantalla.</w:t>
+        <w:t>Revise la información que muestra Análisis de SIGMA AI.</w:t>
+      </w:r>
+    </w:p>
+    <w:p>
+      <w:pPr>
+        <w:spacing w:after="120"/>
+        <w:ind w:left="680"/>
+      </w:pPr>
+      <w:r>
+        <w:rPr>
+          <w:color w:val="555555"/>
+          <w:sz w:val="19"/>
+        </w:rPr>
+        <w:t>Es una consulta: no hay nada que llenar ni que guardar.</w:t>
       </w:r>
     </w:p>
     <w:p>
@@ -1244,7 +1502,7 @@
         <w:rPr>
           <w:sz w:val="21"/>
         </w:rPr>
-        <w:t>Entre a Análisis de SIGMA AI.</w:t>
+        <w:t>Abra «Análisis de SIGMA AI».</w:t>
       </w:r>
     </w:p>
     <w:p>
@@ -1257,7 +1515,7 @@
           <w:color w:val="555555"/>
           <w:sz w:val="19"/>
         </w:rPr>
-        <w:t>Menú: Análisis de SIGMA AI</w:t>
+        <w:t>En la aplicación móvil está en el menú; en la web, en el menú del usuario, arriba a la derecha.</w:t>
       </w:r>
     </w:p>
     <w:p>
@@ -1276,7 +1534,26 @@
         <w:rPr>
           <w:sz w:val="21"/>
         </w:rPr>
-        <w:t>Abra el formulario y complete los datos.</w:t>
+        <w:t>Desde el listado, elija la fila sobre la que va a trabajar. Se abre Orden de trabajo (detalle).</w:t>
+      </w:r>
+    </w:p>
+    <w:p>
+      <w:pPr>
+        <w:spacing w:after="40"/>
+      </w:pPr>
+      <w:r>
+        <w:rPr>
+          <w:b/>
+          <w:color w:val="4F46E5"/>
+          <w:sz w:val="21"/>
+        </w:rPr>
+        <w:t xml:space="preserve">Paso 3. </w:t>
+      </w:r>
+      <w:r>
+        <w:rPr>
+          <w:sz w:val="21"/>
+        </w:rPr>
+        <w:t>Complete los datos.</w:t>
       </w:r>
     </w:p>
     <w:p>
@@ -1289,7 +1566,7 @@
           <w:color w:val="555555"/>
           <w:sz w:val="19"/>
         </w:rPr>
-        <w:t>Hay 5 campos; 4 son obligatorios.</w:t>
+        <w:t>Son 5 campos; 4 obligatorios.</w:t>
       </w:r>
     </w:p>
     <w:tbl>
@@ -1664,6 +1941,1665 @@
                 <w:sz w:val="17"/>
               </w:rPr>
               <w:t>Mínimo 10 caracteres</w:t>
+            </w:r>
+          </w:p>
+        </w:tc>
+      </w:tr>
+    </w:tbl>
+    <w:p>
+      <w:pPr>
+        <w:spacing w:after="40"/>
+      </w:pPr>
+    </w:p>
+    <w:p>
+      <w:pPr>
+        <w:spacing w:after="40"/>
+      </w:pPr>
+      <w:r>
+        <w:rPr>
+          <w:b/>
+          <w:color w:val="4F46E5"/>
+          <w:sz w:val="21"/>
+        </w:rPr>
+        <w:t xml:space="preserve">Paso 4. </w:t>
+      </w:r>
+      <w:r>
+        <w:rPr>
+          <w:sz w:val="21"/>
+        </w:rPr>
+        <w:t>Guarde.</w:t>
+      </w:r>
+    </w:p>
+    <w:p>
+      <w:pPr>
+        <w:spacing w:after="40"/>
+      </w:pPr>
+      <w:r>
+        <w:rPr>
+          <w:b/>
+          <w:color w:val="4F46E5"/>
+          <w:sz w:val="21"/>
+        </w:rPr>
+        <w:t xml:space="preserve">Paso 5. </w:t>
+      </w:r>
+      <w:r>
+        <w:rPr>
+          <w:sz w:val="21"/>
+        </w:rPr>
+        <w:t>Compruebe que quedó bien. Tiene que cumplirse todo esto:</w:t>
+      </w:r>
+    </w:p>
+    <w:tbl>
+      <w:tblPr>
+        <w:tblW w:type="auto" w:w="0"/>
+        <w:tblLook w:firstColumn="1" w:firstRow="1" w:lastColumn="0" w:lastRow="0" w:noHBand="0" w:noVBand="1" w:val="04A0"/>
+        <w:jc w:val="center"/>
+        <w:tblBorders>
+          <w:top w:val="single" w:sz="4" w:color="BFBFBF"/>
+          <w:left w:val="single" w:sz="4" w:color="BFBFBF"/>
+          <w:bottom w:val="single" w:sz="4" w:color="BFBFBF"/>
+          <w:right w:val="single" w:sz="4" w:color="BFBFBF"/>
+          <w:insideH w:val="single" w:sz="4" w:color="BFBFBF"/>
+          <w:insideV w:val="single" w:sz="4" w:color="BFBFBF"/>
+        </w:tblBorders>
+      </w:tblPr>
+      <w:tblGrid>
+        <w:gridCol w:w="3249"/>
+        <w:gridCol w:w="3249"/>
+        <w:gridCol w:w="3249"/>
+      </w:tblGrid>
+      <w:tr>
+        <w:tc>
+          <w:tcPr>
+            <w:tcW w:type="dxa" w:w="737"/>
+            <w:shd w:val="clear" w:color="auto" w:fill="E8E5F7"/>
+          </w:tcPr>
+          <w:p>
+            <w:r/>
+            <w:r>
+              <w:rPr>
+                <w:b/>
+                <w:sz w:val="17"/>
+              </w:rPr>
+              <w:t>N.º</w:t>
+            </w:r>
+          </w:p>
+        </w:tc>
+        <w:tc>
+          <w:tcPr>
+            <w:tcW w:type="dxa" w:w="2381"/>
+            <w:shd w:val="clear" w:color="auto" w:fill="E8E5F7"/>
+          </w:tcPr>
+          <w:p>
+            <w:r/>
+            <w:r>
+              <w:rPr>
+                <w:b/>
+                <w:sz w:val="17"/>
+              </w:rPr>
+              <w:t>Situación</w:t>
+            </w:r>
+          </w:p>
+        </w:tc>
+        <w:tc>
+          <w:tcPr>
+            <w:tcW w:type="dxa" w:w="6520"/>
+            <w:shd w:val="clear" w:color="auto" w:fill="E8E5F7"/>
+          </w:tcPr>
+          <w:p>
+            <w:r/>
+            <w:r>
+              <w:rPr>
+                <w:b/>
+                <w:sz w:val="17"/>
+              </w:rPr>
+              <w:t>Lo que debe ocurrir</w:t>
+            </w:r>
+          </w:p>
+        </w:tc>
+      </w:tr>
+      <w:tr>
+        <w:tc>
+          <w:tcPr>
+            <w:tcW w:type="dxa" w:w="737"/>
+          </w:tcPr>
+          <w:p>
+            <w:r/>
+            <w:r>
+              <w:rPr>
+                <w:sz w:val="17"/>
+              </w:rPr>
+              <w:t>1</w:t>
+            </w:r>
+          </w:p>
+        </w:tc>
+        <w:tc>
+          <w:tcPr>
+            <w:tcW w:type="dxa" w:w="2381"/>
+          </w:tcPr>
+          <w:p>
+            <w:r/>
+            <w:r>
+              <w:rPr>
+                <w:sz w:val="17"/>
+              </w:rPr>
+              <w:t>Generación de la orden</w:t>
+            </w:r>
+          </w:p>
+        </w:tc>
+        <w:tc>
+          <w:tcPr>
+            <w:tcW w:type="dxa" w:w="6520"/>
+          </w:tcPr>
+          <w:p>
+            <w:r/>
+            <w:r>
+              <w:rPr>
+                <w:sz w:val="17"/>
+              </w:rPr>
+              <w:t>Cuando genero una orden desde una predicción Entonces la orden se crea con origen predicción Y la descripción viene precargada con las razones de la predicción Y la predicción queda enlazada a esa orden</w:t>
+            </w:r>
+          </w:p>
+        </w:tc>
+      </w:tr>
+      <w:tr>
+        <w:tc>
+          <w:tcPr>
+            <w:tcW w:type="dxa" w:w="737"/>
+          </w:tcPr>
+          <w:p>
+            <w:r/>
+            <w:r>
+              <w:rPr>
+                <w:sz w:val="17"/>
+              </w:rPr>
+              <w:t>2</w:t>
+            </w:r>
+          </w:p>
+        </w:tc>
+        <w:tc>
+          <w:tcPr>
+            <w:tcW w:type="dxa" w:w="2381"/>
+          </w:tcPr>
+          <w:p>
+            <w:r/>
+            <w:r>
+              <w:rPr>
+                <w:sz w:val="17"/>
+              </w:rPr>
+              <w:t>Fecha propuesta</w:t>
+            </w:r>
+          </w:p>
+        </w:tc>
+        <w:tc>
+          <w:tcPr>
+            <w:tcW w:type="dxa" w:w="6520"/>
+          </w:tcPr>
+          <w:p>
+            <w:r/>
+            <w:r>
+              <w:rPr>
+                <w:sz w:val="17"/>
+              </w:rPr>
+              <w:t>Cuando se genera la orden Entonces se propone una fecha programada anterior a la fecha estimada del evento Y esa fecha puede modificarse</w:t>
+            </w:r>
+          </w:p>
+        </w:tc>
+      </w:tr>
+      <w:tr>
+        <w:tc>
+          <w:tcPr>
+            <w:tcW w:type="dxa" w:w="737"/>
+          </w:tcPr>
+          <w:p>
+            <w:r/>
+            <w:r>
+              <w:rPr>
+                <w:sz w:val="17"/>
+              </w:rPr>
+              <w:t>3</w:t>
+            </w:r>
+          </w:p>
+        </w:tc>
+        <w:tc>
+          <w:tcPr>
+            <w:tcW w:type="dxa" w:w="2381"/>
+          </w:tcPr>
+          <w:p>
+            <w:r/>
+            <w:r>
+              <w:rPr>
+                <w:sz w:val="17"/>
+              </w:rPr>
+              <w:t>Tarjeta atendida</w:t>
+            </w:r>
+          </w:p>
+        </w:tc>
+        <w:tc>
+          <w:tcPr>
+            <w:tcW w:type="dxa" w:w="6520"/>
+          </w:tcPr>
+          <w:p>
+            <w:r/>
+            <w:r>
+              <w:rPr>
+                <w:sz w:val="17"/>
+              </w:rPr>
+              <w:t>Cuando la orden queda creada Entonces la tarjeta muestra el número de orden generada Y deja de destacarse y de sonar</w:t>
+            </w:r>
+          </w:p>
+        </w:tc>
+      </w:tr>
+      <w:tr>
+        <w:tc>
+          <w:tcPr>
+            <w:tcW w:type="dxa" w:w="737"/>
+          </w:tcPr>
+          <w:p>
+            <w:r/>
+            <w:r>
+              <w:rPr>
+                <w:sz w:val="17"/>
+              </w:rPr>
+              <w:t>4</w:t>
+            </w:r>
+          </w:p>
+        </w:tc>
+        <w:tc>
+          <w:tcPr>
+            <w:tcW w:type="dxa" w:w="2381"/>
+          </w:tcPr>
+          <w:p>
+            <w:r/>
+            <w:r>
+              <w:rPr>
+                <w:sz w:val="17"/>
+              </w:rPr>
+              <w:t>Descartar la predicción</w:t>
+            </w:r>
+          </w:p>
+        </w:tc>
+        <w:tc>
+          <w:tcPr>
+            <w:tcW w:type="dxa" w:w="6520"/>
+          </w:tcPr>
+          <w:p>
+            <w:r/>
+            <w:r>
+              <w:rPr>
+                <w:sz w:val="17"/>
+              </w:rPr>
+              <w:t>Cuando descarto una predicción Entonces se exige un motivo de al menos 10 caracteres Y la predicción sale del panel pero sigue contando para las métricas del modelo</w:t>
+            </w:r>
+          </w:p>
+        </w:tc>
+      </w:tr>
+    </w:tbl>
+    <w:p>
+      <w:pPr>
+        <w:spacing w:after="40"/>
+      </w:pPr>
+    </w:p>
+    <w:p>
+      <w:pPr>
+        <w:pStyle w:val="Heading2"/>
+      </w:pPr>
+      <w:r>
+        <w:t>3.3  Ver por qué el modelo predice lo que predice</w:t>
+      </w:r>
+    </w:p>
+    <w:p>
+      <w:pPr>
+        <w:spacing w:after="80"/>
+      </w:pPr>
+      <w:r>
+        <w:rPr>
+          <w:b w:val="0"/>
+          <w:i w:val="0"/>
+          <w:sz w:val="21"/>
+        </w:rPr>
+        <w:t>Para qué: como jefe de mantenimiento, entender en qué se basa una predicción, poder decidir con fundamento y responder cuando me pregunten de dónde salió.</w:t>
+      </w:r>
+    </w:p>
+    <w:p>
+      <w:pPr>
+        <w:spacing w:after="160"/>
+      </w:pPr>
+      <w:r>
+        <w:rPr>
+          <w:b w:val="0"/>
+          <w:i w:val="0"/>
+          <w:color w:val="555555"/>
+          <w:sz w:val="18"/>
+        </w:rPr>
+        <w:t>HU-175 · Web y App · Sprint 6</w:t>
+      </w:r>
+    </w:p>
+    <w:p>
+      <w:pPr>
+        <w:spacing w:after="40"/>
+      </w:pPr>
+      <w:r>
+        <w:rPr>
+          <w:b/>
+          <w:color w:val="4F46E5"/>
+          <w:sz w:val="21"/>
+        </w:rPr>
+        <w:t xml:space="preserve">Paso 1. </w:t>
+      </w:r>
+      <w:r>
+        <w:rPr>
+          <w:sz w:val="21"/>
+        </w:rPr>
+        <w:t>Abra «Análisis de SIGMA AI».</w:t>
+      </w:r>
+    </w:p>
+    <w:p>
+      <w:pPr>
+        <w:spacing w:after="120"/>
+        <w:ind w:left="680"/>
+      </w:pPr>
+      <w:r>
+        <w:rPr>
+          <w:color w:val="555555"/>
+          <w:sz w:val="19"/>
+        </w:rPr>
+        <w:t>En la aplicación móvil está en el menú; en la web, en el menú del usuario, arriba a la derecha.</w:t>
+      </w:r>
+    </w:p>
+    <w:p>
+      <w:pPr>
+        <w:spacing w:after="40"/>
+      </w:pPr>
+      <w:r>
+        <w:rPr>
+          <w:b/>
+          <w:color w:val="4F46E5"/>
+          <w:sz w:val="21"/>
+        </w:rPr>
+        <w:t xml:space="preserve">Paso 2. </w:t>
+      </w:r>
+      <w:r>
+        <w:rPr>
+          <w:sz w:val="21"/>
+        </w:rPr>
+        <w:t>Revise la información que muestra Análisis de SIGMA AI.</w:t>
+      </w:r>
+    </w:p>
+    <w:p>
+      <w:pPr>
+        <w:spacing w:after="120"/>
+        <w:ind w:left="680"/>
+      </w:pPr>
+      <w:r>
+        <w:rPr>
+          <w:color w:val="555555"/>
+          <w:sz w:val="19"/>
+        </w:rPr>
+        <w:t>Es una consulta: no hay nada que llenar ni que guardar.</w:t>
+      </w:r>
+    </w:p>
+    <w:p>
+      <w:pPr>
+        <w:spacing w:after="40"/>
+      </w:pPr>
+      <w:r>
+        <w:rPr>
+          <w:b/>
+          <w:color w:val="4F46E5"/>
+          <w:sz w:val="21"/>
+        </w:rPr>
+        <w:t xml:space="preserve">Paso 3. </w:t>
+      </w:r>
+      <w:r>
+        <w:rPr>
+          <w:sz w:val="21"/>
+        </w:rPr>
+        <w:t>Compruebe que quedó bien. Tiene que cumplirse todo esto:</w:t>
+      </w:r>
+    </w:p>
+    <w:tbl>
+      <w:tblPr>
+        <w:tblW w:type="auto" w:w="0"/>
+        <w:tblLook w:firstColumn="1" w:firstRow="1" w:lastColumn="0" w:lastRow="0" w:noHBand="0" w:noVBand="1" w:val="04A0"/>
+        <w:jc w:val="center"/>
+        <w:tblBorders>
+          <w:top w:val="single" w:sz="4" w:color="BFBFBF"/>
+          <w:left w:val="single" w:sz="4" w:color="BFBFBF"/>
+          <w:bottom w:val="single" w:sz="4" w:color="BFBFBF"/>
+          <w:right w:val="single" w:sz="4" w:color="BFBFBF"/>
+          <w:insideH w:val="single" w:sz="4" w:color="BFBFBF"/>
+          <w:insideV w:val="single" w:sz="4" w:color="BFBFBF"/>
+        </w:tblBorders>
+      </w:tblPr>
+      <w:tblGrid>
+        <w:gridCol w:w="3249"/>
+        <w:gridCol w:w="3249"/>
+        <w:gridCol w:w="3249"/>
+      </w:tblGrid>
+      <w:tr>
+        <w:tc>
+          <w:tcPr>
+            <w:tcW w:type="dxa" w:w="737"/>
+            <w:shd w:val="clear" w:color="auto" w:fill="E8E5F7"/>
+          </w:tcPr>
+          <w:p>
+            <w:r/>
+            <w:r>
+              <w:rPr>
+                <w:b/>
+                <w:sz w:val="17"/>
+              </w:rPr>
+              <w:t>N.º</w:t>
+            </w:r>
+          </w:p>
+        </w:tc>
+        <w:tc>
+          <w:tcPr>
+            <w:tcW w:type="dxa" w:w="2381"/>
+            <w:shd w:val="clear" w:color="auto" w:fill="E8E5F7"/>
+          </w:tcPr>
+          <w:p>
+            <w:r/>
+            <w:r>
+              <w:rPr>
+                <w:b/>
+                <w:sz w:val="17"/>
+              </w:rPr>
+              <w:t>Situación</w:t>
+            </w:r>
+          </w:p>
+        </w:tc>
+        <w:tc>
+          <w:tcPr>
+            <w:tcW w:type="dxa" w:w="6520"/>
+            <w:shd w:val="clear" w:color="auto" w:fill="E8E5F7"/>
+          </w:tcPr>
+          <w:p>
+            <w:r/>
+            <w:r>
+              <w:rPr>
+                <w:b/>
+                <w:sz w:val="17"/>
+              </w:rPr>
+              <w:t>Lo que debe ocurrir</w:t>
+            </w:r>
+          </w:p>
+        </w:tc>
+      </w:tr>
+      <w:tr>
+        <w:tc>
+          <w:tcPr>
+            <w:tcW w:type="dxa" w:w="737"/>
+          </w:tcPr>
+          <w:p>
+            <w:r/>
+            <w:r>
+              <w:rPr>
+                <w:sz w:val="17"/>
+              </w:rPr>
+              <w:t>1</w:t>
+            </w:r>
+          </w:p>
+        </w:tc>
+        <w:tc>
+          <w:tcPr>
+            <w:tcW w:type="dxa" w:w="2381"/>
+          </w:tcPr>
+          <w:p>
+            <w:r/>
+            <w:r>
+              <w:rPr>
+                <w:sz w:val="17"/>
+              </w:rPr>
+              <w:t>Detalle de la predicción</w:t>
+            </w:r>
+          </w:p>
+        </w:tc>
+        <w:tc>
+          <w:tcPr>
+            <w:tcW w:type="dxa" w:w="6520"/>
+          </w:tcPr>
+          <w:p>
+            <w:r/>
+            <w:r>
+              <w:rPr>
+                <w:sz w:val="17"/>
+              </w:rPr>
+              <w:t>Cuando abro una predicción Entonces veo todas las razones ordenadas por su peso, con su valor observado y su valor de referencia Y cada razón está redactada en lenguaje comprensible</w:t>
+            </w:r>
+          </w:p>
+        </w:tc>
+      </w:tr>
+      <w:tr>
+        <w:tc>
+          <w:tcPr>
+            <w:tcW w:type="dxa" w:w="737"/>
+          </w:tcPr>
+          <w:p>
+            <w:r/>
+            <w:r>
+              <w:rPr>
+                <w:sz w:val="17"/>
+              </w:rPr>
+              <w:t>2</w:t>
+            </w:r>
+          </w:p>
+        </w:tc>
+        <w:tc>
+          <w:tcPr>
+            <w:tcW w:type="dxa" w:w="2381"/>
+          </w:tcPr>
+          <w:p>
+            <w:r/>
+            <w:r>
+              <w:rPr>
+                <w:sz w:val="17"/>
+              </w:rPr>
+              <w:t>Serie de la variable determinante</w:t>
+            </w:r>
+          </w:p>
+        </w:tc>
+        <w:tc>
+          <w:tcPr>
+            <w:tcW w:type="dxa" w:w="6520"/>
+          </w:tcPr>
+          <w:p>
+            <w:r/>
+            <w:r>
+              <w:rPr>
+                <w:sz w:val="17"/>
+              </w:rPr>
+              <w:t>Cuando abro el detalle Entonces se muestra la serie histórica de la variable que más contribuyó Y la banda de valores normales aparece sombreada</w:t>
+            </w:r>
+          </w:p>
+        </w:tc>
+      </w:tr>
+      <w:tr>
+        <w:tc>
+          <w:tcPr>
+            <w:tcW w:type="dxa" w:w="737"/>
+          </w:tcPr>
+          <w:p>
+            <w:r/>
+            <w:r>
+              <w:rPr>
+                <w:sz w:val="17"/>
+              </w:rPr>
+              <w:t>3</w:t>
+            </w:r>
+          </w:p>
+        </w:tc>
+        <w:tc>
+          <w:tcPr>
+            <w:tcW w:type="dxa" w:w="2381"/>
+          </w:tcPr>
+          <w:p>
+            <w:r/>
+            <w:r>
+              <w:rPr>
+                <w:sz w:val="17"/>
+              </w:rPr>
+              <w:t>Intervalo de la estimación</w:t>
+            </w:r>
+          </w:p>
+        </w:tc>
+        <w:tc>
+          <w:tcPr>
+            <w:tcW w:type="dxa" w:w="6520"/>
+          </w:tcPr>
+          <w:p>
+            <w:r/>
+            <w:r>
+              <w:rPr>
+                <w:sz w:val="17"/>
+              </w:rPr>
+              <w:t>Cuando la predicción indica días restantes Entonces se muestra el rango estimado y su nivel de confianza Y no solo un valor único</w:t>
+            </w:r>
+          </w:p>
+        </w:tc>
+      </w:tr>
+      <w:tr>
+        <w:tc>
+          <w:tcPr>
+            <w:tcW w:type="dxa" w:w="737"/>
+          </w:tcPr>
+          <w:p>
+            <w:r/>
+            <w:r>
+              <w:rPr>
+                <w:sz w:val="17"/>
+              </w:rPr>
+              <w:t>4</w:t>
+            </w:r>
+          </w:p>
+        </w:tc>
+        <w:tc>
+          <w:tcPr>
+            <w:tcW w:type="dxa" w:w="2381"/>
+          </w:tcPr>
+          <w:p>
+            <w:r/>
+            <w:r>
+              <w:rPr>
+                <w:sz w:val="17"/>
+              </w:rPr>
+              <w:t>Versión del modelo</w:t>
+            </w:r>
+          </w:p>
+        </w:tc>
+        <w:tc>
+          <w:tcPr>
+            <w:tcW w:type="dxa" w:w="6520"/>
+          </w:tcPr>
+          <w:p>
+            <w:r/>
+            <w:r>
+              <w:rPr>
+                <w:sz w:val="17"/>
+              </w:rPr>
+              <w:t>Cuando abro el detalle Entonces veo qué modelo y qué versión produjeron la predicción, con sus métricas Y si el modelo fue entrenado con datos sintéticos se indica explícitamente Presentar el rango en lugar de un valor único es lo que permite que la predicción resista el escrutinio. Un valor único invita a declarar equivocado al modelo por un día de diferencia.</w:t>
+            </w:r>
+          </w:p>
+        </w:tc>
+      </w:tr>
+    </w:tbl>
+    <w:p>
+      <w:pPr>
+        <w:spacing w:after="40"/>
+      </w:pPr>
+    </w:p>
+    <w:p>
+      <w:pPr>
+        <w:pStyle w:val="Heading2"/>
+      </w:pPr>
+      <w:r>
+        <w:t>3.4  Recibir el aviso de una predicción crítica</w:t>
+      </w:r>
+    </w:p>
+    <w:p>
+      <w:pPr>
+        <w:spacing w:after="80"/>
+      </w:pPr>
+      <w:r>
+        <w:rPr>
+          <w:b w:val="0"/>
+          <w:i w:val="0"/>
+          <w:sz w:val="21"/>
+        </w:rPr>
+        <w:t>Para qué: como planificador, que una predicción crítica me llame la atención cuando aparece, no descubrirla tres días después revisando un listado.</w:t>
+      </w:r>
+    </w:p>
+    <w:p>
+      <w:pPr>
+        <w:spacing w:after="160"/>
+      </w:pPr>
+      <w:r>
+        <w:rPr>
+          <w:b w:val="0"/>
+          <w:i w:val="0"/>
+          <w:color w:val="555555"/>
+          <w:sz w:val="18"/>
+        </w:rPr>
+        <w:t>HU-174 · Web y App · Sprint 6</w:t>
+      </w:r>
+    </w:p>
+    <w:p>
+      <w:pPr>
+        <w:spacing w:after="40"/>
+      </w:pPr>
+      <w:r>
+        <w:rPr>
+          <w:b/>
+          <w:color w:val="4F46E5"/>
+          <w:sz w:val="21"/>
+        </w:rPr>
+        <w:t xml:space="preserve">Paso 1. </w:t>
+      </w:r>
+      <w:r>
+        <w:rPr>
+          <w:sz w:val="21"/>
+        </w:rPr>
+        <w:t>Entre a Alertas.</w:t>
+      </w:r>
+    </w:p>
+    <w:p>
+      <w:pPr>
+        <w:spacing w:after="120"/>
+        <w:ind w:left="680"/>
+      </w:pPr>
+      <w:r>
+        <w:rPr>
+          <w:color w:val="555555"/>
+          <w:sz w:val="19"/>
+        </w:rPr>
+        <w:t>Menú: Alertas</w:t>
+      </w:r>
+    </w:p>
+    <w:p>
+      <w:pPr>
+        <w:spacing w:after="40"/>
+      </w:pPr>
+      <w:r>
+        <w:rPr>
+          <w:b/>
+          <w:color w:val="4F46E5"/>
+          <w:sz w:val="21"/>
+        </w:rPr>
+        <w:t xml:space="preserve">Paso 2. </w:t>
+      </w:r>
+      <w:r>
+        <w:rPr>
+          <w:sz w:val="21"/>
+        </w:rPr>
+        <w:t>Desde el listado, elija la fila sobre la que va a trabajar. Se abre Alerta (detalle).</w:t>
+      </w:r>
+    </w:p>
+    <w:p>
+      <w:pPr>
+        <w:spacing w:after="40"/>
+      </w:pPr>
+      <w:r>
+        <w:rPr>
+          <w:b/>
+          <w:color w:val="4F46E5"/>
+          <w:sz w:val="21"/>
+        </w:rPr>
+        <w:t xml:space="preserve">Paso 3. </w:t>
+      </w:r>
+      <w:r>
+        <w:rPr>
+          <w:sz w:val="21"/>
+        </w:rPr>
+        <w:t>Complete la operación con los botones de Alerta (detalle).</w:t>
+      </w:r>
+    </w:p>
+    <w:p>
+      <w:pPr>
+        <w:spacing w:after="120"/>
+        <w:ind w:left="680"/>
+      </w:pPr>
+      <w:r>
+        <w:rPr>
+          <w:color w:val="555555"/>
+          <w:sz w:val="19"/>
+        </w:rPr>
+        <w:t>Esta operación no declara campos de entrada: se resuelve con las acciones de la propia pantalla.</w:t>
+      </w:r>
+    </w:p>
+    <w:p>
+      <w:pPr>
+        <w:spacing w:after="40"/>
+      </w:pPr>
+      <w:r>
+        <w:rPr>
+          <w:b/>
+          <w:color w:val="4F46E5"/>
+          <w:sz w:val="21"/>
+        </w:rPr>
+        <w:t xml:space="preserve">Paso 4. </w:t>
+      </w:r>
+      <w:r>
+        <w:rPr>
+          <w:sz w:val="21"/>
+        </w:rPr>
+        <w:t>Compruebe que quedó bien. Tiene que cumplirse todo esto:</w:t>
+      </w:r>
+    </w:p>
+    <w:tbl>
+      <w:tblPr>
+        <w:tblW w:type="auto" w:w="0"/>
+        <w:tblLook w:firstColumn="1" w:firstRow="1" w:lastColumn="0" w:lastRow="0" w:noHBand="0" w:noVBand="1" w:val="04A0"/>
+        <w:jc w:val="center"/>
+        <w:tblBorders>
+          <w:top w:val="single" w:sz="4" w:color="BFBFBF"/>
+          <w:left w:val="single" w:sz="4" w:color="BFBFBF"/>
+          <w:bottom w:val="single" w:sz="4" w:color="BFBFBF"/>
+          <w:right w:val="single" w:sz="4" w:color="BFBFBF"/>
+          <w:insideH w:val="single" w:sz="4" w:color="BFBFBF"/>
+          <w:insideV w:val="single" w:sz="4" w:color="BFBFBF"/>
+        </w:tblBorders>
+      </w:tblPr>
+      <w:tblGrid>
+        <w:gridCol w:w="3249"/>
+        <w:gridCol w:w="3249"/>
+        <w:gridCol w:w="3249"/>
+      </w:tblGrid>
+      <w:tr>
+        <w:tc>
+          <w:tcPr>
+            <w:tcW w:type="dxa" w:w="737"/>
+            <w:shd w:val="clear" w:color="auto" w:fill="E8E5F7"/>
+          </w:tcPr>
+          <w:p>
+            <w:r/>
+            <w:r>
+              <w:rPr>
+                <w:b/>
+                <w:sz w:val="17"/>
+              </w:rPr>
+              <w:t>N.º</w:t>
+            </w:r>
+          </w:p>
+        </w:tc>
+        <w:tc>
+          <w:tcPr>
+            <w:tcW w:type="dxa" w:w="2381"/>
+            <w:shd w:val="clear" w:color="auto" w:fill="E8E5F7"/>
+          </w:tcPr>
+          <w:p>
+            <w:r/>
+            <w:r>
+              <w:rPr>
+                <w:b/>
+                <w:sz w:val="17"/>
+              </w:rPr>
+              <w:t>Situación</w:t>
+            </w:r>
+          </w:p>
+        </w:tc>
+        <w:tc>
+          <w:tcPr>
+            <w:tcW w:type="dxa" w:w="6520"/>
+            <w:shd w:val="clear" w:color="auto" w:fill="E8E5F7"/>
+          </w:tcPr>
+          <w:p>
+            <w:r/>
+            <w:r>
+              <w:rPr>
+                <w:b/>
+                <w:sz w:val="17"/>
+              </w:rPr>
+              <w:t>Lo que debe ocurrir</w:t>
+            </w:r>
+          </w:p>
+        </w:tc>
+      </w:tr>
+      <w:tr>
+        <w:tc>
+          <w:tcPr>
+            <w:tcW w:type="dxa" w:w="737"/>
+          </w:tcPr>
+          <w:p>
+            <w:r/>
+            <w:r>
+              <w:rPr>
+                <w:sz w:val="17"/>
+              </w:rPr>
+              <w:t>1</w:t>
+            </w:r>
+          </w:p>
+        </w:tc>
+        <w:tc>
+          <w:tcPr>
+            <w:tcW w:type="dxa" w:w="2381"/>
+          </w:tcPr>
+          <w:p>
+            <w:r/>
+            <w:r>
+              <w:rPr>
+                <w:sz w:val="17"/>
+              </w:rPr>
+              <w:t>Aviso visual</w:t>
+            </w:r>
+          </w:p>
+        </w:tc>
+        <w:tc>
+          <w:tcPr>
+            <w:tcW w:type="dxa" w:w="6520"/>
+          </w:tcPr>
+          <w:p>
+            <w:r/>
+            <w:r>
+              <w:rPr>
+                <w:sz w:val="17"/>
+              </w:rPr>
+              <w:t>Cuando aparece una predicción crítica que no había visto Entonces la tarjeta entra con una animación de aparición Y el contador del menú se incrementa</w:t>
+            </w:r>
+          </w:p>
+        </w:tc>
+      </w:tr>
+      <w:tr>
+        <w:tc>
+          <w:tcPr>
+            <w:tcW w:type="dxa" w:w="737"/>
+          </w:tcPr>
+          <w:p>
+            <w:r/>
+            <w:r>
+              <w:rPr>
+                <w:sz w:val="17"/>
+              </w:rPr>
+              <w:t>2</w:t>
+            </w:r>
+          </w:p>
+        </w:tc>
+        <w:tc>
+          <w:tcPr>
+            <w:tcW w:type="dxa" w:w="2381"/>
+          </w:tcPr>
+          <w:p>
+            <w:r/>
+            <w:r>
+              <w:rPr>
+                <w:sz w:val="17"/>
+              </w:rPr>
+              <w:t>Primera activación del sonido en la web</w:t>
+            </w:r>
+          </w:p>
+        </w:tc>
+        <w:tc>
+          <w:tcPr>
+            <w:tcW w:type="dxa" w:w="6520"/>
+          </w:tcPr>
+          <w:p>
+            <w:r/>
+            <w:r>
+              <w:rPr>
+                <w:sz w:val="17"/>
+              </w:rPr>
+              <w:t>Dado que nunca active las alertas sonoras en este navegador Cuando aparece una predicción crítica Entonces se muestra la opción Activar alertas sonoras Y no se intenta reproducir audio antes de esa activación</w:t>
+            </w:r>
+          </w:p>
+        </w:tc>
+      </w:tr>
+      <w:tr>
+        <w:tc>
+          <w:tcPr>
+            <w:tcW w:type="dxa" w:w="737"/>
+          </w:tcPr>
+          <w:p>
+            <w:r/>
+            <w:r>
+              <w:rPr>
+                <w:sz w:val="17"/>
+              </w:rPr>
+              <w:t>3</w:t>
+            </w:r>
+          </w:p>
+        </w:tc>
+        <w:tc>
+          <w:tcPr>
+            <w:tcW w:type="dxa" w:w="2381"/>
+          </w:tcPr>
+          <w:p>
+            <w:r/>
+            <w:r>
+              <w:rPr>
+                <w:sz w:val="17"/>
+              </w:rPr>
+              <w:t>Aviso sonoro</w:t>
+            </w:r>
+          </w:p>
+        </w:tc>
+        <w:tc>
+          <w:tcPr>
+            <w:tcW w:type="dxa" w:w="6520"/>
+          </w:tcPr>
+          <w:p>
+            <w:r/>
+            <w:r>
+              <w:rPr>
+                <w:sz w:val="17"/>
+              </w:rPr>
+              <w:t>Dado que las alertas sonoras están activadas Cuando aparece una predicción crítica nueva Entonces suena una única vez Y no vuelve a sonar por esa misma predicción aunque actualice la página</w:t>
+            </w:r>
+          </w:p>
+        </w:tc>
+      </w:tr>
+      <w:tr>
+        <w:tc>
+          <w:tcPr>
+            <w:tcW w:type="dxa" w:w="737"/>
+          </w:tcPr>
+          <w:p>
+            <w:r/>
+            <w:r>
+              <w:rPr>
+                <w:sz w:val="17"/>
+              </w:rPr>
+              <w:t>4</w:t>
+            </w:r>
+          </w:p>
+        </w:tc>
+        <w:tc>
+          <w:tcPr>
+            <w:tcW w:type="dxa" w:w="2381"/>
+          </w:tcPr>
+          <w:p>
+            <w:r/>
+            <w:r>
+              <w:rPr>
+                <w:sz w:val="17"/>
+              </w:rPr>
+              <w:t>Notificación en la aplicación móvil</w:t>
+            </w:r>
+          </w:p>
+        </w:tc>
+        <w:tc>
+          <w:tcPr>
+            <w:tcW w:type="dxa" w:w="6520"/>
+          </w:tcPr>
+          <w:p>
+            <w:r/>
+            <w:r>
+              <w:rPr>
+                <w:sz w:val="17"/>
+              </w:rPr>
+              <w:t>Dado que la aplicación está en segundo plano Cuando aparece una predicción crítica Entonces llega una notificación con vibración Y al tocarla se abre directamente esa predicción</w:t>
+            </w:r>
+          </w:p>
+        </w:tc>
+      </w:tr>
+      <w:tr>
+        <w:tc>
+          <w:tcPr>
+            <w:tcW w:type="dxa" w:w="737"/>
+          </w:tcPr>
+          <w:p>
+            <w:r/>
+            <w:r>
+              <w:rPr>
+                <w:sz w:val="17"/>
+              </w:rPr>
+              <w:t>5</w:t>
+            </w:r>
+          </w:p>
+        </w:tc>
+        <w:tc>
+          <w:tcPr>
+            <w:tcW w:type="dxa" w:w="2381"/>
+          </w:tcPr>
+          <w:p>
+            <w:r/>
+            <w:r>
+              <w:rPr>
+                <w:sz w:val="17"/>
+              </w:rPr>
+              <w:t>Horario de silencio</w:t>
+            </w:r>
+          </w:p>
+        </w:tc>
+        <w:tc>
+          <w:tcPr>
+            <w:tcW w:type="dxa" w:w="6520"/>
+          </w:tcPr>
+          <w:p>
+            <w:r/>
+            <w:r>
+              <w:rPr>
+                <w:sz w:val="17"/>
+              </w:rPr>
+              <w:t>Dado que son las 23:40 en la hora local de la planta Cuando aparece una predicción crítica Entonces la notificación llega sin sonido Y queda marcada como no vista para la mañana siguiente</w:t>
+            </w:r>
+          </w:p>
+        </w:tc>
+      </w:tr>
+      <w:tr>
+        <w:tc>
+          <w:tcPr>
+            <w:tcW w:type="dxa" w:w="737"/>
+          </w:tcPr>
+          <w:p>
+            <w:r/>
+            <w:r>
+              <w:rPr>
+                <w:sz w:val="17"/>
+              </w:rPr>
+              <w:t>6</w:t>
+            </w:r>
+          </w:p>
+        </w:tc>
+        <w:tc>
+          <w:tcPr>
+            <w:tcW w:type="dxa" w:w="2381"/>
+          </w:tcPr>
+          <w:p>
+            <w:r/>
+            <w:r>
+              <w:rPr>
+                <w:sz w:val="17"/>
+              </w:rPr>
+              <w:t>Equivalente visual del sonido</w:t>
+            </w:r>
+          </w:p>
+        </w:tc>
+        <w:tc>
+          <w:tcPr>
+            <w:tcW w:type="dxa" w:w="6520"/>
+          </w:tcPr>
+          <w:p>
+            <w:r/>
+            <w:r>
+              <w:rPr>
+                <w:sz w:val="17"/>
+              </w:rPr>
+              <w:t>Dado que las alertas sonoras están silenciadas Entonces la predicción crítica sigue destacándose visualmente Y la información transmitida es la misma</w:t>
+            </w:r>
+          </w:p>
+        </w:tc>
+      </w:tr>
+      <w:tr>
+        <w:tc>
+          <w:tcPr>
+            <w:tcW w:type="dxa" w:w="737"/>
+          </w:tcPr>
+          <w:p>
+            <w:r/>
+            <w:r>
+              <w:rPr>
+                <w:sz w:val="17"/>
+              </w:rPr>
+              <w:t>7</w:t>
+            </w:r>
+          </w:p>
+        </w:tc>
+        <w:tc>
+          <w:tcPr>
+            <w:tcW w:type="dxa" w:w="2381"/>
+          </w:tcPr>
+          <w:p>
+            <w:r/>
+            <w:r>
+              <w:rPr>
+                <w:sz w:val="17"/>
+              </w:rPr>
+              <w:t>Movimiento reducido</w:t>
+            </w:r>
+          </w:p>
+        </w:tc>
+        <w:tc>
+          <w:tcPr>
+            <w:tcW w:type="dxa" w:w="6520"/>
+          </w:tcPr>
+          <w:p>
+            <w:r/>
+            <w:r>
+              <w:rPr>
+                <w:sz w:val="17"/>
+              </w:rPr>
+              <w:t>Dado que el sistema operativo solicita movimiento reducido Entonces no se aplica animación continua Y el sonido conserva su comportamiento El sonido dura alrededor de un segundo, es un aviso atento y no una alarma de emergencia, y no se repite. Un sonido que se repite se silencia, y con él se silencian los avisos que sí importaban.</w:t>
+            </w:r>
+          </w:p>
+        </w:tc>
+      </w:tr>
+    </w:tbl>
+    <w:p>
+      <w:pPr>
+        <w:spacing w:after="40"/>
+      </w:pPr>
+    </w:p>
+    <w:p>
+      <w:pPr>
+        <w:pStyle w:val="Heading2"/>
+      </w:pPr>
+      <w:r>
+        <w:t>3.5  Registrar si la predicción se cumplió</w:t>
+      </w:r>
+    </w:p>
+    <w:p>
+      <w:pPr>
+        <w:spacing w:after="80"/>
+      </w:pPr>
+      <w:r>
+        <w:rPr>
+          <w:b w:val="0"/>
+          <w:i w:val="0"/>
+          <w:sz w:val="21"/>
+        </w:rPr>
+        <w:t>Para qué: como planificador, registrar qué ocurrió realmente después de una predicción, que el modelo aprenda de sus aciertos y de sus errores.</w:t>
+      </w:r>
+    </w:p>
+    <w:p>
+      <w:pPr>
+        <w:spacing w:after="160"/>
+      </w:pPr>
+      <w:r>
+        <w:rPr>
+          <w:b w:val="0"/>
+          <w:i w:val="0"/>
+          <w:color w:val="555555"/>
+          <w:sz w:val="18"/>
+        </w:rPr>
+        <w:t>HU-177 · Web · Sprint 6</w:t>
+      </w:r>
+    </w:p>
+    <w:p>
+      <w:pPr>
+        <w:spacing w:after="40"/>
+      </w:pPr>
+      <w:r>
+        <w:rPr>
+          <w:b/>
+          <w:color w:val="4F46E5"/>
+          <w:sz w:val="21"/>
+        </w:rPr>
+        <w:t xml:space="preserve">Paso 1. </w:t>
+      </w:r>
+      <w:r>
+        <w:rPr>
+          <w:sz w:val="21"/>
+        </w:rPr>
+        <w:t>Abra «Análisis de SIGMA AI».</w:t>
+      </w:r>
+    </w:p>
+    <w:p>
+      <w:pPr>
+        <w:spacing w:after="120"/>
+        <w:ind w:left="680"/>
+      </w:pPr>
+      <w:r>
+        <w:rPr>
+          <w:color w:val="555555"/>
+          <w:sz w:val="19"/>
+        </w:rPr>
+        <w:t>En la aplicación móvil está en el menú; en la web, en el menú del usuario, arriba a la derecha.</w:t>
+      </w:r>
+    </w:p>
+    <w:p>
+      <w:pPr>
+        <w:spacing w:after="40"/>
+      </w:pPr>
+      <w:r>
+        <w:rPr>
+          <w:b/>
+          <w:color w:val="4F46E5"/>
+          <w:sz w:val="21"/>
+        </w:rPr>
+        <w:t xml:space="preserve">Paso 2. </w:t>
+      </w:r>
+      <w:r>
+        <w:rPr>
+          <w:sz w:val="21"/>
+        </w:rPr>
+        <w:t>Complete los datos.</w:t>
+      </w:r>
+    </w:p>
+    <w:p>
+      <w:pPr>
+        <w:spacing w:after="120"/>
+        <w:ind w:left="680"/>
+      </w:pPr>
+      <w:r>
+        <w:rPr>
+          <w:color w:val="555555"/>
+          <w:sz w:val="19"/>
+        </w:rPr>
+        <w:t>Son 5 campos; 2 obligatorios.</w:t>
+      </w:r>
+    </w:p>
+    <w:tbl>
+      <w:tblPr>
+        <w:tblW w:type="auto" w:w="0"/>
+        <w:tblLook w:firstColumn="1" w:firstRow="1" w:lastColumn="0" w:lastRow="0" w:noHBand="0" w:noVBand="1" w:val="04A0"/>
+        <w:jc w:val="center"/>
+        <w:tblBorders>
+          <w:top w:val="single" w:sz="4" w:color="BFBFBF"/>
+          <w:left w:val="single" w:sz="4" w:color="BFBFBF"/>
+          <w:bottom w:val="single" w:sz="4" w:color="BFBFBF"/>
+          <w:right w:val="single" w:sz="4" w:color="BFBFBF"/>
+          <w:insideH w:val="single" w:sz="4" w:color="BFBFBF"/>
+          <w:insideV w:val="single" w:sz="4" w:color="BFBFBF"/>
+        </w:tblBorders>
+      </w:tblPr>
+      <w:tblGrid>
+        <w:gridCol w:w="2436"/>
+        <w:gridCol w:w="2436"/>
+        <w:gridCol w:w="2436"/>
+        <w:gridCol w:w="2436"/>
+      </w:tblGrid>
+      <w:tr>
+        <w:tc>
+          <w:tcPr>
+            <w:tcW w:type="dxa" w:w="2268"/>
+            <w:shd w:val="clear" w:color="auto" w:fill="E8E5F7"/>
+          </w:tcPr>
+          <w:p>
+            <w:r/>
+            <w:r>
+              <w:rPr>
+                <w:b/>
+                <w:sz w:val="17"/>
+              </w:rPr>
+              <w:t>Campo</w:t>
+            </w:r>
+          </w:p>
+        </w:tc>
+        <w:tc>
+          <w:tcPr>
+            <w:tcW w:type="dxa" w:w="2551"/>
+            <w:shd w:val="clear" w:color="auto" w:fill="E8E5F7"/>
+          </w:tcPr>
+          <w:p>
+            <w:r/>
+            <w:r>
+              <w:rPr>
+                <w:b/>
+                <w:sz w:val="17"/>
+              </w:rPr>
+              <w:t>Cómo se completa</w:t>
+            </w:r>
+          </w:p>
+        </w:tc>
+        <w:tc>
+          <w:tcPr>
+            <w:tcW w:type="dxa" w:w="1247"/>
+            <w:shd w:val="clear" w:color="auto" w:fill="E8E5F7"/>
+          </w:tcPr>
+          <w:p>
+            <w:r/>
+            <w:r>
+              <w:rPr>
+                <w:b/>
+                <w:sz w:val="17"/>
+              </w:rPr>
+              <w:t>Obligatorio</w:t>
+            </w:r>
+          </w:p>
+        </w:tc>
+        <w:tc>
+          <w:tcPr>
+            <w:tcW w:type="dxa" w:w="3572"/>
+            <w:shd w:val="clear" w:color="auto" w:fill="E8E5F7"/>
+          </w:tcPr>
+          <w:p>
+            <w:r/>
+            <w:r>
+              <w:rPr>
+                <w:b/>
+                <w:sz w:val="17"/>
+              </w:rPr>
+              <w:t>Qué acepta</w:t>
+            </w:r>
+          </w:p>
+        </w:tc>
+      </w:tr>
+      <w:tr>
+        <w:tc>
+          <w:tcPr>
+            <w:tcW w:type="dxa" w:w="2268"/>
+          </w:tcPr>
+          <w:p>
+            <w:r/>
+            <w:r>
+              <w:rPr>
+                <w:sz w:val="17"/>
+              </w:rPr>
+              <w:t>El evento previsto ocurrió</w:t>
+            </w:r>
+          </w:p>
+        </w:tc>
+        <w:tc>
+          <w:tcPr>
+            <w:tcW w:type="dxa" w:w="2551"/>
+          </w:tcPr>
+          <w:p>
+            <w:r/>
+            <w:r>
+              <w:rPr>
+                <w:sz w:val="17"/>
+              </w:rPr>
+              <w:t>Botones de opción: Sí / No</w:t>
+            </w:r>
+          </w:p>
+        </w:tc>
+        <w:tc>
+          <w:tcPr>
+            <w:tcW w:type="dxa" w:w="1247"/>
+          </w:tcPr>
+          <w:p>
+            <w:r/>
+            <w:r>
+              <w:rPr>
+                <w:sz w:val="17"/>
+              </w:rPr>
+              <w:t>Sí</w:t>
+            </w:r>
+          </w:p>
+        </w:tc>
+        <w:tc>
+          <w:tcPr>
+            <w:tcW w:type="dxa" w:w="3572"/>
+          </w:tcPr>
+          <w:p>
+            <w:r/>
+            <w:r>
+              <w:rPr>
+                <w:sz w:val="17"/>
+              </w:rPr>
+              <w:t>Una única selección</w:t>
+            </w:r>
+          </w:p>
+        </w:tc>
+      </w:tr>
+      <w:tr>
+        <w:tc>
+          <w:tcPr>
+            <w:tcW w:type="dxa" w:w="2268"/>
+          </w:tcPr>
+          <w:p>
+            <w:r/>
+            <w:r>
+              <w:rPr>
+                <w:sz w:val="17"/>
+              </w:rPr>
+              <w:t>Fecha en que ocurrió</w:t>
+            </w:r>
+          </w:p>
+        </w:tc>
+        <w:tc>
+          <w:tcPr>
+            <w:tcW w:type="dxa" w:w="2551"/>
+          </w:tcPr>
+          <w:p>
+            <w:r/>
+            <w:r>
+              <w:rPr>
+                <w:sz w:val="17"/>
+              </w:rPr>
+              <w:t>Selector de fecha y hora</w:t>
+            </w:r>
+          </w:p>
+        </w:tc>
+        <w:tc>
+          <w:tcPr>
+            <w:tcW w:type="dxa" w:w="1247"/>
+          </w:tcPr>
+          <w:p>
+            <w:r/>
+            <w:r>
+              <w:rPr>
+                <w:sz w:val="17"/>
+              </w:rPr>
+              <w:t>No</w:t>
+            </w:r>
+          </w:p>
+        </w:tc>
+        <w:tc>
+          <w:tcPr>
+            <w:tcW w:type="dxa" w:w="3572"/>
+          </w:tcPr>
+          <w:p>
+            <w:r/>
+            <w:r>
+              <w:rPr>
+                <w:sz w:val="17"/>
+              </w:rPr>
+              <w:t>No puede ser futura</w:t>
+            </w:r>
+          </w:p>
+        </w:tc>
+      </w:tr>
+      <w:tr>
+        <w:tc>
+          <w:tcPr>
+            <w:tcW w:type="dxa" w:w="2268"/>
+          </w:tcPr>
+          <w:p>
+            <w:r/>
+            <w:r>
+              <w:rPr>
+                <w:sz w:val="17"/>
+              </w:rPr>
+              <w:t>Falla registrada</w:t>
+            </w:r>
+          </w:p>
+        </w:tc>
+        <w:tc>
+          <w:tcPr>
+            <w:tcW w:type="dxa" w:w="2551"/>
+          </w:tcPr>
+          <w:p>
+            <w:r/>
+            <w:r>
+              <w:rPr>
+                <w:sz w:val="17"/>
+              </w:rPr>
+              <w:t>Lista desplegable</w:t>
+            </w:r>
+          </w:p>
+        </w:tc>
+        <w:tc>
+          <w:tcPr>
+            <w:tcW w:type="dxa" w:w="1247"/>
+          </w:tcPr>
+          <w:p>
+            <w:r/>
+            <w:r>
+              <w:rPr>
+                <w:sz w:val="17"/>
+              </w:rPr>
+              <w:t>No</w:t>
+            </w:r>
+          </w:p>
+        </w:tc>
+        <w:tc>
+          <w:tcPr>
+            <w:tcW w:type="dxa" w:w="3572"/>
+          </w:tcPr>
+          <w:p>
+            <w:r/>
+            <w:r>
+              <w:rPr>
+                <w:sz w:val="17"/>
+              </w:rPr>
+              <w:t>Fallas del activo</w:t>
+            </w:r>
+          </w:p>
+        </w:tc>
+      </w:tr>
+      <w:tr>
+        <w:tc>
+          <w:tcPr>
+            <w:tcW w:type="dxa" w:w="2268"/>
+          </w:tcPr>
+          <w:p>
+            <w:r/>
+            <w:r>
+              <w:rPr>
+                <w:sz w:val="17"/>
+              </w:rPr>
+              <w:t>Se intervino el equipo antes de la fecha prevista</w:t>
+            </w:r>
+          </w:p>
+        </w:tc>
+        <w:tc>
+          <w:tcPr>
+            <w:tcW w:type="dxa" w:w="2551"/>
+          </w:tcPr>
+          <w:p>
+            <w:r/>
+            <w:r>
+              <w:rPr>
+                <w:sz w:val="17"/>
+              </w:rPr>
+              <w:t>Interruptor</w:t>
+            </w:r>
+          </w:p>
+        </w:tc>
+        <w:tc>
+          <w:tcPr>
+            <w:tcW w:type="dxa" w:w="1247"/>
+          </w:tcPr>
+          <w:p>
+            <w:r/>
+            <w:r>
+              <w:rPr>
+                <w:sz w:val="17"/>
+              </w:rPr>
+              <w:t>Sí</w:t>
+            </w:r>
+          </w:p>
+        </w:tc>
+        <w:tc>
+          <w:tcPr>
+            <w:tcW w:type="dxa" w:w="3572"/>
+          </w:tcPr>
+          <w:p>
+            <w:r/>
+            <w:r>
+              <w:rPr>
+                <w:sz w:val="17"/>
+              </w:rPr>
+              <w:t>Determina la clasificación del resultado</w:t>
+            </w:r>
+          </w:p>
+        </w:tc>
+      </w:tr>
+      <w:tr>
+        <w:tc>
+          <w:tcPr>
+            <w:tcW w:type="dxa" w:w="2268"/>
+          </w:tcPr>
+          <w:p>
+            <w:r/>
+            <w:r>
+              <w:rPr>
+                <w:sz w:val="17"/>
+              </w:rPr>
+              <w:t>Observación</w:t>
+            </w:r>
+          </w:p>
+        </w:tc>
+        <w:tc>
+          <w:tcPr>
+            <w:tcW w:type="dxa" w:w="2551"/>
+          </w:tcPr>
+          <w:p>
+            <w:r/>
+            <w:r>
+              <w:rPr>
+                <w:sz w:val="17"/>
+              </w:rPr>
+              <w:t>Texto multilinea</w:t>
+            </w:r>
+          </w:p>
+        </w:tc>
+        <w:tc>
+          <w:tcPr>
+            <w:tcW w:type="dxa" w:w="1247"/>
+          </w:tcPr>
+          <w:p>
+            <w:r/>
+            <w:r>
+              <w:rPr>
+                <w:sz w:val="17"/>
+              </w:rPr>
+              <w:t>No</w:t>
+            </w:r>
+          </w:p>
+        </w:tc>
+        <w:tc>
+          <w:tcPr>
+            <w:tcW w:type="dxa" w:w="3572"/>
+          </w:tcPr>
+          <w:p>
+            <w:r/>
+            <w:r>
+              <w:rPr>
+                <w:sz w:val="17"/>
+              </w:rPr>
+              <w:t>Sin límite</w:t>
             </w:r>
           </w:p>
         </w:tc>
@@ -1806,7 +3742,7 @@
               <w:rPr>
                 <w:sz w:val="17"/>
               </w:rPr>
-              <w:t>Generación de la orden</w:t>
+              <w:t>Registro del resultado</w:t>
             </w:r>
           </w:p>
         </w:tc>
@@ -1820,7 +3756,7 @@
               <w:rPr>
                 <w:sz w:val="17"/>
               </w:rPr>
-              <w:t>Cuando genero una orden desde una predicción Entonces la orden se crea con origen predicción Y la descripción viene precargada con las razones de la predicción Y la predicción queda enlazada a esa orden</w:t>
+              <w:t>Cuando registro si el evento ocurrió y en qué fecha Entonces la predicción queda evaluada Y el error respecto de la fecha estimada se calcula automáticamente</w:t>
             </w:r>
           </w:p>
         </w:tc>
@@ -1850,7 +3786,7 @@
               <w:rPr>
                 <w:sz w:val="17"/>
               </w:rPr>
-              <w:t>Fecha propuesta</w:t>
+              <w:t>Acierto con intervención</w:t>
             </w:r>
           </w:p>
         </w:tc>
@@ -1864,7 +3800,7 @@
               <w:rPr>
                 <w:sz w:val="17"/>
               </w:rPr>
-              <w:t>Cuando se genera la orden Entonces se propone una fecha programada anterior a la fecha estimada del evento Y esa fecha puede modificarse</w:t>
+              <w:t>Dado una predicción de falla en seis días Y una orden preventiva ejecutada al cuarto día Y ninguna falla ocurrida Cuando registro que el evento no ocurrió pero sí hubo intervención previa Entonces se clasifica como acierto con intervención Y no se contabiliza como falso positivo</w:t>
             </w:r>
           </w:p>
         </w:tc>
@@ -1894,7 +3830,7 @@
               <w:rPr>
                 <w:sz w:val="17"/>
               </w:rPr>
-              <w:t>Tarjeta atendida</w:t>
+              <w:t>Evaluación pendiente</w:t>
             </w:r>
           </w:p>
         </w:tc>
@@ -1908,51 +3844,7 @@
               <w:rPr>
                 <w:sz w:val="17"/>
               </w:rPr>
-              <w:t>Cuando la orden queda creada Entonces la tarjeta muestra el número de orden generada Y deja de destacarse y de sonar</w:t>
-            </w:r>
-          </w:p>
-        </w:tc>
-      </w:tr>
-      <w:tr>
-        <w:tc>
-          <w:tcPr>
-            <w:tcW w:type="dxa" w:w="737"/>
-          </w:tcPr>
-          <w:p>
-            <w:r/>
-            <w:r>
-              <w:rPr>
-                <w:sz w:val="17"/>
-              </w:rPr>
-              <w:t>4</w:t>
-            </w:r>
-          </w:p>
-        </w:tc>
-        <w:tc>
-          <w:tcPr>
-            <w:tcW w:type="dxa" w:w="2381"/>
-          </w:tcPr>
-          <w:p>
-            <w:r/>
-            <w:r>
-              <w:rPr>
-                <w:sz w:val="17"/>
-              </w:rPr>
-              <w:t>Descartar la predicción</w:t>
-            </w:r>
-          </w:p>
-        </w:tc>
-        <w:tc>
-          <w:tcPr>
-            <w:tcW w:type="dxa" w:w="6520"/>
-          </w:tcPr>
-          <w:p>
-            <w:r/>
-            <w:r>
-              <w:rPr>
-                <w:sz w:val="17"/>
-              </w:rPr>
-              <w:t>Cuando descarto una predicción Entonces se exige un motivo de al menos 10 caracteres Y la predicción sale del panel pero sigue contando para las métricas del modelo</w:t>
+              <w:t>Dado una predicción cuyo horizonte ya venció y no fue evaluada Entonces aparece en la lista de predicciones pendientes de evaluar</w:t>
             </w:r>
           </w:p>
         </w:tc>
@@ -1968,7 +3860,7 @@
         <w:pStyle w:val="Heading2"/>
       </w:pPr>
       <w:r>
-        <w:t>3.3  Ver por qué el modelo predice lo que predice</w:t>
+        <w:t>3.6  Definir un modelo predictivo y sus características</w:t>
       </w:r>
     </w:p>
     <w:p>
@@ -1981,7 +3873,7 @@
           <w:i w:val="0"/>
           <w:sz w:val="21"/>
         </w:rPr>
-        <w:t>Para qué: como jefe de mantenimiento, entender en qué se basa una predicción, poder decidir con fundamento y responder cuando me pregunten de dónde salió.</w:t>
+        <w:t>Para qué: como administrador de SIGMA, configurar qué se predice, sobre qué equipos y con qué variables, poder ajustar el modelo sin reescribir el sistema.</w:t>
       </w:r>
     </w:p>
     <w:p>
@@ -1995,7 +3887,7 @@
           <w:color w:val="555555"/>
           <w:sz w:val="18"/>
         </w:rPr>
-        <w:t>HU-175 · Web y App · Sprint 6</w:t>
+        <w:t>HU-170 · Web · Sprint 6</w:t>
       </w:r>
     </w:p>
     <w:p>
@@ -2014,7 +3906,7 @@
         <w:rPr>
           <w:sz w:val="21"/>
         </w:rPr>
-        <w:t>Entre a Análisis de SIGMA AI.</w:t>
+        <w:t>Entre a Experimentos.</w:t>
       </w:r>
     </w:p>
     <w:p>
@@ -2027,7 +3919,7 @@
           <w:color w:val="555555"/>
           <w:sz w:val="19"/>
         </w:rPr>
-        <w:t>Menú: Análisis de SIGMA AI</w:t>
+        <w:t>Menú: SIGMA AI › Experimentos</w:t>
       </w:r>
     </w:p>
     <w:p>
@@ -2046,331 +3938,7 @@
         <w:rPr>
           <w:sz w:val="21"/>
         </w:rPr>
-        <w:t>Ejecute la acción desde la pantalla.</w:t>
-      </w:r>
-    </w:p>
-    <w:p>
-      <w:pPr>
-        <w:spacing w:after="40"/>
-      </w:pPr>
-      <w:r>
-        <w:rPr>
-          <w:b/>
-          <w:color w:val="4F46E5"/>
-          <w:sz w:val="21"/>
-        </w:rPr>
-        <w:t xml:space="preserve">Paso 3. </w:t>
-      </w:r>
-      <w:r>
-        <w:rPr>
-          <w:sz w:val="21"/>
-        </w:rPr>
-        <w:t>Compruebe que quedó bien. Tiene que cumplirse todo esto:</w:t>
-      </w:r>
-    </w:p>
-    <w:tbl>
-      <w:tblPr>
-        <w:tblW w:type="auto" w:w="0"/>
-        <w:tblLook w:firstColumn="1" w:firstRow="1" w:lastColumn="0" w:lastRow="0" w:noHBand="0" w:noVBand="1" w:val="04A0"/>
-        <w:jc w:val="center"/>
-        <w:tblBorders>
-          <w:top w:val="single" w:sz="4" w:color="BFBFBF"/>
-          <w:left w:val="single" w:sz="4" w:color="BFBFBF"/>
-          <w:bottom w:val="single" w:sz="4" w:color="BFBFBF"/>
-          <w:right w:val="single" w:sz="4" w:color="BFBFBF"/>
-          <w:insideH w:val="single" w:sz="4" w:color="BFBFBF"/>
-          <w:insideV w:val="single" w:sz="4" w:color="BFBFBF"/>
-        </w:tblBorders>
-      </w:tblPr>
-      <w:tblGrid>
-        <w:gridCol w:w="3249"/>
-        <w:gridCol w:w="3249"/>
-        <w:gridCol w:w="3249"/>
-      </w:tblGrid>
-      <w:tr>
-        <w:tc>
-          <w:tcPr>
-            <w:tcW w:type="dxa" w:w="737"/>
-            <w:shd w:val="clear" w:color="auto" w:fill="E8E5F7"/>
-          </w:tcPr>
-          <w:p>
-            <w:r/>
-            <w:r>
-              <w:rPr>
-                <w:b/>
-                <w:sz w:val="17"/>
-              </w:rPr>
-              <w:t>N.º</w:t>
-            </w:r>
-          </w:p>
-        </w:tc>
-        <w:tc>
-          <w:tcPr>
-            <w:tcW w:type="dxa" w:w="2381"/>
-            <w:shd w:val="clear" w:color="auto" w:fill="E8E5F7"/>
-          </w:tcPr>
-          <w:p>
-            <w:r/>
-            <w:r>
-              <w:rPr>
-                <w:b/>
-                <w:sz w:val="17"/>
-              </w:rPr>
-              <w:t>Situación</w:t>
-            </w:r>
-          </w:p>
-        </w:tc>
-        <w:tc>
-          <w:tcPr>
-            <w:tcW w:type="dxa" w:w="6520"/>
-            <w:shd w:val="clear" w:color="auto" w:fill="E8E5F7"/>
-          </w:tcPr>
-          <w:p>
-            <w:r/>
-            <w:r>
-              <w:rPr>
-                <w:b/>
-                <w:sz w:val="17"/>
-              </w:rPr>
-              <w:t>Lo que debe ocurrir</w:t>
-            </w:r>
-          </w:p>
-        </w:tc>
-      </w:tr>
-      <w:tr>
-        <w:tc>
-          <w:tcPr>
-            <w:tcW w:type="dxa" w:w="737"/>
-          </w:tcPr>
-          <w:p>
-            <w:r/>
-            <w:r>
-              <w:rPr>
-                <w:sz w:val="17"/>
-              </w:rPr>
-              <w:t>1</w:t>
-            </w:r>
-          </w:p>
-        </w:tc>
-        <w:tc>
-          <w:tcPr>
-            <w:tcW w:type="dxa" w:w="2381"/>
-          </w:tcPr>
-          <w:p>
-            <w:r/>
-            <w:r>
-              <w:rPr>
-                <w:sz w:val="17"/>
-              </w:rPr>
-              <w:t>Detalle de la predicción</w:t>
-            </w:r>
-          </w:p>
-        </w:tc>
-        <w:tc>
-          <w:tcPr>
-            <w:tcW w:type="dxa" w:w="6520"/>
-          </w:tcPr>
-          <w:p>
-            <w:r/>
-            <w:r>
-              <w:rPr>
-                <w:sz w:val="17"/>
-              </w:rPr>
-              <w:t>Cuando abro una predicción Entonces veo todas las razones ordenadas por su peso, con su valor observado y su valor de referencia Y cada razón está redactada en lenguaje comprensible</w:t>
-            </w:r>
-          </w:p>
-        </w:tc>
-      </w:tr>
-      <w:tr>
-        <w:tc>
-          <w:tcPr>
-            <w:tcW w:type="dxa" w:w="737"/>
-          </w:tcPr>
-          <w:p>
-            <w:r/>
-            <w:r>
-              <w:rPr>
-                <w:sz w:val="17"/>
-              </w:rPr>
-              <w:t>2</w:t>
-            </w:r>
-          </w:p>
-        </w:tc>
-        <w:tc>
-          <w:tcPr>
-            <w:tcW w:type="dxa" w:w="2381"/>
-          </w:tcPr>
-          <w:p>
-            <w:r/>
-            <w:r>
-              <w:rPr>
-                <w:sz w:val="17"/>
-              </w:rPr>
-              <w:t>Serie de la variable determinante</w:t>
-            </w:r>
-          </w:p>
-        </w:tc>
-        <w:tc>
-          <w:tcPr>
-            <w:tcW w:type="dxa" w:w="6520"/>
-          </w:tcPr>
-          <w:p>
-            <w:r/>
-            <w:r>
-              <w:rPr>
-                <w:sz w:val="17"/>
-              </w:rPr>
-              <w:t>Cuando abro el detalle Entonces se muestra la serie histórica de la variable que más contribuyó Y la banda de valores normales aparece sombreada</w:t>
-            </w:r>
-          </w:p>
-        </w:tc>
-      </w:tr>
-      <w:tr>
-        <w:tc>
-          <w:tcPr>
-            <w:tcW w:type="dxa" w:w="737"/>
-          </w:tcPr>
-          <w:p>
-            <w:r/>
-            <w:r>
-              <w:rPr>
-                <w:sz w:val="17"/>
-              </w:rPr>
-              <w:t>3</w:t>
-            </w:r>
-          </w:p>
-        </w:tc>
-        <w:tc>
-          <w:tcPr>
-            <w:tcW w:type="dxa" w:w="2381"/>
-          </w:tcPr>
-          <w:p>
-            <w:r/>
-            <w:r>
-              <w:rPr>
-                <w:sz w:val="17"/>
-              </w:rPr>
-              <w:t>Intervalo de la estimación</w:t>
-            </w:r>
-          </w:p>
-        </w:tc>
-        <w:tc>
-          <w:tcPr>
-            <w:tcW w:type="dxa" w:w="6520"/>
-          </w:tcPr>
-          <w:p>
-            <w:r/>
-            <w:r>
-              <w:rPr>
-                <w:sz w:val="17"/>
-              </w:rPr>
-              <w:t>Cuando la predicción indica días restantes Entonces se muestra el rango estimado y su nivel de confianza Y no solo un valor único</w:t>
-            </w:r>
-          </w:p>
-        </w:tc>
-      </w:tr>
-      <w:tr>
-        <w:tc>
-          <w:tcPr>
-            <w:tcW w:type="dxa" w:w="737"/>
-          </w:tcPr>
-          <w:p>
-            <w:r/>
-            <w:r>
-              <w:rPr>
-                <w:sz w:val="17"/>
-              </w:rPr>
-              <w:t>4</w:t>
-            </w:r>
-          </w:p>
-        </w:tc>
-        <w:tc>
-          <w:tcPr>
-            <w:tcW w:type="dxa" w:w="2381"/>
-          </w:tcPr>
-          <w:p>
-            <w:r/>
-            <w:r>
-              <w:rPr>
-                <w:sz w:val="17"/>
-              </w:rPr>
-              <w:t>Versión del modelo</w:t>
-            </w:r>
-          </w:p>
-        </w:tc>
-        <w:tc>
-          <w:tcPr>
-            <w:tcW w:type="dxa" w:w="6520"/>
-          </w:tcPr>
-          <w:p>
-            <w:r/>
-            <w:r>
-              <w:rPr>
-                <w:sz w:val="17"/>
-              </w:rPr>
-              <w:t>Cuando abro el detalle Entonces veo qué modelo y qué versión produjeron la predicción, con sus métricas Y si el modelo fue entrenado con datos sintéticos se indica explícitamente Presentar el rango en lugar de un valor único es lo que permite que la predicción resista el escrutinio. Un valor único invita a declarar equivocado al modelo por un día de diferencia.</w:t>
-            </w:r>
-          </w:p>
-        </w:tc>
-      </w:tr>
-    </w:tbl>
-    <w:p>
-      <w:pPr>
-        <w:spacing w:after="40"/>
-      </w:pPr>
-    </w:p>
-    <w:p>
-      <w:pPr>
-        <w:pStyle w:val="Heading2"/>
-      </w:pPr>
-      <w:r>
-        <w:t>3.4  Recibir el aviso de una predicción crítica</w:t>
-      </w:r>
-    </w:p>
-    <w:p>
-      <w:pPr>
-        <w:spacing w:after="80"/>
-      </w:pPr>
-      <w:r>
-        <w:rPr>
-          <w:b w:val="0"/>
-          <w:i w:val="0"/>
-          <w:sz w:val="21"/>
-        </w:rPr>
-        <w:t>Para qué: como planificador, que una predicción crítica me llame la atención cuando aparece, no descubrirla tres días después revisando un listado.</w:t>
-      </w:r>
-    </w:p>
-    <w:p>
-      <w:pPr>
-        <w:spacing w:after="160"/>
-      </w:pPr>
-      <w:r>
-        <w:rPr>
-          <w:b w:val="0"/>
-          <w:i w:val="0"/>
-          <w:color w:val="555555"/>
-          <w:sz w:val="18"/>
-        </w:rPr>
-        <w:t>HU-174 · Web y App · Sprint 6</w:t>
-      </w:r>
-    </w:p>
-    <w:p>
-      <w:pPr>
-        <w:spacing w:after="40"/>
-      </w:pPr>
-      <w:r>
-        <w:rPr>
-          <w:b/>
-          <w:color w:val="4F46E5"/>
-          <w:sz w:val="21"/>
-        </w:rPr>
-        <w:t xml:space="preserve">Paso 1. </w:t>
-      </w:r>
-      <w:r>
-        <w:rPr>
-          <w:sz w:val="21"/>
-        </w:rPr>
-        <w:t>Entre a Análisis de SIGMA AI.</w:t>
+        <w:t>Complete los datos.</w:t>
       </w:r>
     </w:p>
     <w:p>
@@ -2383,527 +3951,7 @@
           <w:color w:val="555555"/>
           <w:sz w:val="19"/>
         </w:rPr>
-        <w:t>Menú: Análisis de SIGMA AI</w:t>
-      </w:r>
-    </w:p>
-    <w:p>
-      <w:pPr>
-        <w:spacing w:after="40"/>
-      </w:pPr>
-      <w:r>
-        <w:rPr>
-          <w:b/>
-          <w:color w:val="4F46E5"/>
-          <w:sz w:val="21"/>
-        </w:rPr>
-        <w:t xml:space="preserve">Paso 2. </w:t>
-      </w:r>
-      <w:r>
-        <w:rPr>
-          <w:sz w:val="21"/>
-        </w:rPr>
-        <w:t>Ejecute la acción desde la pantalla.</w:t>
-      </w:r>
-    </w:p>
-    <w:p>
-      <w:pPr>
-        <w:spacing w:after="40"/>
-      </w:pPr>
-      <w:r>
-        <w:rPr>
-          <w:b/>
-          <w:color w:val="4F46E5"/>
-          <w:sz w:val="21"/>
-        </w:rPr>
-        <w:t xml:space="preserve">Paso 3. </w:t>
-      </w:r>
-      <w:r>
-        <w:rPr>
-          <w:sz w:val="21"/>
-        </w:rPr>
-        <w:t>Compruebe que quedó bien. Tiene que cumplirse todo esto:</w:t>
-      </w:r>
-    </w:p>
-    <w:tbl>
-      <w:tblPr>
-        <w:tblW w:type="auto" w:w="0"/>
-        <w:tblLook w:firstColumn="1" w:firstRow="1" w:lastColumn="0" w:lastRow="0" w:noHBand="0" w:noVBand="1" w:val="04A0"/>
-        <w:jc w:val="center"/>
-        <w:tblBorders>
-          <w:top w:val="single" w:sz="4" w:color="BFBFBF"/>
-          <w:left w:val="single" w:sz="4" w:color="BFBFBF"/>
-          <w:bottom w:val="single" w:sz="4" w:color="BFBFBF"/>
-          <w:right w:val="single" w:sz="4" w:color="BFBFBF"/>
-          <w:insideH w:val="single" w:sz="4" w:color="BFBFBF"/>
-          <w:insideV w:val="single" w:sz="4" w:color="BFBFBF"/>
-        </w:tblBorders>
-      </w:tblPr>
-      <w:tblGrid>
-        <w:gridCol w:w="3249"/>
-        <w:gridCol w:w="3249"/>
-        <w:gridCol w:w="3249"/>
-      </w:tblGrid>
-      <w:tr>
-        <w:tc>
-          <w:tcPr>
-            <w:tcW w:type="dxa" w:w="737"/>
-            <w:shd w:val="clear" w:color="auto" w:fill="E8E5F7"/>
-          </w:tcPr>
-          <w:p>
-            <w:r/>
-            <w:r>
-              <w:rPr>
-                <w:b/>
-                <w:sz w:val="17"/>
-              </w:rPr>
-              <w:t>N.º</w:t>
-            </w:r>
-          </w:p>
-        </w:tc>
-        <w:tc>
-          <w:tcPr>
-            <w:tcW w:type="dxa" w:w="2381"/>
-            <w:shd w:val="clear" w:color="auto" w:fill="E8E5F7"/>
-          </w:tcPr>
-          <w:p>
-            <w:r/>
-            <w:r>
-              <w:rPr>
-                <w:b/>
-                <w:sz w:val="17"/>
-              </w:rPr>
-              <w:t>Situación</w:t>
-            </w:r>
-          </w:p>
-        </w:tc>
-        <w:tc>
-          <w:tcPr>
-            <w:tcW w:type="dxa" w:w="6520"/>
-            <w:shd w:val="clear" w:color="auto" w:fill="E8E5F7"/>
-          </w:tcPr>
-          <w:p>
-            <w:r/>
-            <w:r>
-              <w:rPr>
-                <w:b/>
-                <w:sz w:val="17"/>
-              </w:rPr>
-              <w:t>Lo que debe ocurrir</w:t>
-            </w:r>
-          </w:p>
-        </w:tc>
-      </w:tr>
-      <w:tr>
-        <w:tc>
-          <w:tcPr>
-            <w:tcW w:type="dxa" w:w="737"/>
-          </w:tcPr>
-          <w:p>
-            <w:r/>
-            <w:r>
-              <w:rPr>
-                <w:sz w:val="17"/>
-              </w:rPr>
-              <w:t>1</w:t>
-            </w:r>
-          </w:p>
-        </w:tc>
-        <w:tc>
-          <w:tcPr>
-            <w:tcW w:type="dxa" w:w="2381"/>
-          </w:tcPr>
-          <w:p>
-            <w:r/>
-            <w:r>
-              <w:rPr>
-                <w:sz w:val="17"/>
-              </w:rPr>
-              <w:t>Aviso visual</w:t>
-            </w:r>
-          </w:p>
-        </w:tc>
-        <w:tc>
-          <w:tcPr>
-            <w:tcW w:type="dxa" w:w="6520"/>
-          </w:tcPr>
-          <w:p>
-            <w:r/>
-            <w:r>
-              <w:rPr>
-                <w:sz w:val="17"/>
-              </w:rPr>
-              <w:t>Cuando aparece una predicción crítica que no había visto Entonces la tarjeta entra con una animación de aparición Y el contador del menú se incrementa</w:t>
-            </w:r>
-          </w:p>
-        </w:tc>
-      </w:tr>
-      <w:tr>
-        <w:tc>
-          <w:tcPr>
-            <w:tcW w:type="dxa" w:w="737"/>
-          </w:tcPr>
-          <w:p>
-            <w:r/>
-            <w:r>
-              <w:rPr>
-                <w:sz w:val="17"/>
-              </w:rPr>
-              <w:t>2</w:t>
-            </w:r>
-          </w:p>
-        </w:tc>
-        <w:tc>
-          <w:tcPr>
-            <w:tcW w:type="dxa" w:w="2381"/>
-          </w:tcPr>
-          <w:p>
-            <w:r/>
-            <w:r>
-              <w:rPr>
-                <w:sz w:val="17"/>
-              </w:rPr>
-              <w:t>Primera activación del sonido en la web</w:t>
-            </w:r>
-          </w:p>
-        </w:tc>
-        <w:tc>
-          <w:tcPr>
-            <w:tcW w:type="dxa" w:w="6520"/>
-          </w:tcPr>
-          <w:p>
-            <w:r/>
-            <w:r>
-              <w:rPr>
-                <w:sz w:val="17"/>
-              </w:rPr>
-              <w:t>Dado que nunca active las alertas sonoras en este navegador Cuando aparece una predicción crítica Entonces se muestra la opción Activar alertas sonoras Y no se intenta reproducir audio antes de esa activación</w:t>
-            </w:r>
-          </w:p>
-        </w:tc>
-      </w:tr>
-      <w:tr>
-        <w:tc>
-          <w:tcPr>
-            <w:tcW w:type="dxa" w:w="737"/>
-          </w:tcPr>
-          <w:p>
-            <w:r/>
-            <w:r>
-              <w:rPr>
-                <w:sz w:val="17"/>
-              </w:rPr>
-              <w:t>3</w:t>
-            </w:r>
-          </w:p>
-        </w:tc>
-        <w:tc>
-          <w:tcPr>
-            <w:tcW w:type="dxa" w:w="2381"/>
-          </w:tcPr>
-          <w:p>
-            <w:r/>
-            <w:r>
-              <w:rPr>
-                <w:sz w:val="17"/>
-              </w:rPr>
-              <w:t>Aviso sonoro</w:t>
-            </w:r>
-          </w:p>
-        </w:tc>
-        <w:tc>
-          <w:tcPr>
-            <w:tcW w:type="dxa" w:w="6520"/>
-          </w:tcPr>
-          <w:p>
-            <w:r/>
-            <w:r>
-              <w:rPr>
-                <w:sz w:val="17"/>
-              </w:rPr>
-              <w:t>Dado que las alertas sonoras están activadas Cuando aparece una predicción crítica nueva Entonces suena una única vez Y no vuelve a sonar por esa misma predicción aunque actualice la página</w:t>
-            </w:r>
-          </w:p>
-        </w:tc>
-      </w:tr>
-      <w:tr>
-        <w:tc>
-          <w:tcPr>
-            <w:tcW w:type="dxa" w:w="737"/>
-          </w:tcPr>
-          <w:p>
-            <w:r/>
-            <w:r>
-              <w:rPr>
-                <w:sz w:val="17"/>
-              </w:rPr>
-              <w:t>4</w:t>
-            </w:r>
-          </w:p>
-        </w:tc>
-        <w:tc>
-          <w:tcPr>
-            <w:tcW w:type="dxa" w:w="2381"/>
-          </w:tcPr>
-          <w:p>
-            <w:r/>
-            <w:r>
-              <w:rPr>
-                <w:sz w:val="17"/>
-              </w:rPr>
-              <w:t>Notificación en la aplicación móvil</w:t>
-            </w:r>
-          </w:p>
-        </w:tc>
-        <w:tc>
-          <w:tcPr>
-            <w:tcW w:type="dxa" w:w="6520"/>
-          </w:tcPr>
-          <w:p>
-            <w:r/>
-            <w:r>
-              <w:rPr>
-                <w:sz w:val="17"/>
-              </w:rPr>
-              <w:t>Dado que la aplicación está en segundo plano Cuando aparece una predicción crítica Entonces llega una notificación con vibración Y al tocarla se abre directamente esa predicción</w:t>
-            </w:r>
-          </w:p>
-        </w:tc>
-      </w:tr>
-      <w:tr>
-        <w:tc>
-          <w:tcPr>
-            <w:tcW w:type="dxa" w:w="737"/>
-          </w:tcPr>
-          <w:p>
-            <w:r/>
-            <w:r>
-              <w:rPr>
-                <w:sz w:val="17"/>
-              </w:rPr>
-              <w:t>5</w:t>
-            </w:r>
-          </w:p>
-        </w:tc>
-        <w:tc>
-          <w:tcPr>
-            <w:tcW w:type="dxa" w:w="2381"/>
-          </w:tcPr>
-          <w:p>
-            <w:r/>
-            <w:r>
-              <w:rPr>
-                <w:sz w:val="17"/>
-              </w:rPr>
-              <w:t>Horario de silencio</w:t>
-            </w:r>
-          </w:p>
-        </w:tc>
-        <w:tc>
-          <w:tcPr>
-            <w:tcW w:type="dxa" w:w="6520"/>
-          </w:tcPr>
-          <w:p>
-            <w:r/>
-            <w:r>
-              <w:rPr>
-                <w:sz w:val="17"/>
-              </w:rPr>
-              <w:t>Dado que son las 23:40 en la hora local de la planta Cuando aparece una predicción crítica Entonces la notificación llega sin sonido Y queda marcada como no vista para la mañana siguiente</w:t>
-            </w:r>
-          </w:p>
-        </w:tc>
-      </w:tr>
-      <w:tr>
-        <w:tc>
-          <w:tcPr>
-            <w:tcW w:type="dxa" w:w="737"/>
-          </w:tcPr>
-          <w:p>
-            <w:r/>
-            <w:r>
-              <w:rPr>
-                <w:sz w:val="17"/>
-              </w:rPr>
-              <w:t>6</w:t>
-            </w:r>
-          </w:p>
-        </w:tc>
-        <w:tc>
-          <w:tcPr>
-            <w:tcW w:type="dxa" w:w="2381"/>
-          </w:tcPr>
-          <w:p>
-            <w:r/>
-            <w:r>
-              <w:rPr>
-                <w:sz w:val="17"/>
-              </w:rPr>
-              <w:t>Equivalente visual del sonido</w:t>
-            </w:r>
-          </w:p>
-        </w:tc>
-        <w:tc>
-          <w:tcPr>
-            <w:tcW w:type="dxa" w:w="6520"/>
-          </w:tcPr>
-          <w:p>
-            <w:r/>
-            <w:r>
-              <w:rPr>
-                <w:sz w:val="17"/>
-              </w:rPr>
-              <w:t>Dado que las alertas sonoras están silenciadas Entonces la predicción crítica sigue destacándose visualmente Y la información transmitida es la misma</w:t>
-            </w:r>
-          </w:p>
-        </w:tc>
-      </w:tr>
-      <w:tr>
-        <w:tc>
-          <w:tcPr>
-            <w:tcW w:type="dxa" w:w="737"/>
-          </w:tcPr>
-          <w:p>
-            <w:r/>
-            <w:r>
-              <w:rPr>
-                <w:sz w:val="17"/>
-              </w:rPr>
-              <w:t>7</w:t>
-            </w:r>
-          </w:p>
-        </w:tc>
-        <w:tc>
-          <w:tcPr>
-            <w:tcW w:type="dxa" w:w="2381"/>
-          </w:tcPr>
-          <w:p>
-            <w:r/>
-            <w:r>
-              <w:rPr>
-                <w:sz w:val="17"/>
-              </w:rPr>
-              <w:t>Movimiento reducido</w:t>
-            </w:r>
-          </w:p>
-        </w:tc>
-        <w:tc>
-          <w:tcPr>
-            <w:tcW w:type="dxa" w:w="6520"/>
-          </w:tcPr>
-          <w:p>
-            <w:r/>
-            <w:r>
-              <w:rPr>
-                <w:sz w:val="17"/>
-              </w:rPr>
-              <w:t>Dado que el sistema operativo solicita movimiento reducido Entonces no se aplica animación continua Y el sonido conserva su comportamiento El sonido dura alrededor de un segundo, es un aviso atento y no una alarma de emergencia, y no se repite. Un sonido que se repite se silencia, y con él se silencian los avisos que sí importaban.</w:t>
-            </w:r>
-          </w:p>
-        </w:tc>
-      </w:tr>
-    </w:tbl>
-    <w:p>
-      <w:pPr>
-        <w:spacing w:after="40"/>
-      </w:pPr>
-    </w:p>
-    <w:p>
-      <w:pPr>
-        <w:pStyle w:val="Heading2"/>
-      </w:pPr>
-      <w:r>
-        <w:t>3.5  Registrar si la predicción se cumplió</w:t>
-      </w:r>
-    </w:p>
-    <w:p>
-      <w:pPr>
-        <w:spacing w:after="80"/>
-      </w:pPr>
-      <w:r>
-        <w:rPr>
-          <w:b w:val="0"/>
-          <w:i w:val="0"/>
-          <w:sz w:val="21"/>
-        </w:rPr>
-        <w:t>Para qué: como planificador, registrar qué ocurrió realmente después de una predicción, que el modelo aprenda de sus aciertos y de sus errores.</w:t>
-      </w:r>
-    </w:p>
-    <w:p>
-      <w:pPr>
-        <w:spacing w:after="160"/>
-      </w:pPr>
-      <w:r>
-        <w:rPr>
-          <w:b w:val="0"/>
-          <w:i w:val="0"/>
-          <w:color w:val="555555"/>
-          <w:sz w:val="18"/>
-        </w:rPr>
-        <w:t>HU-177 · Web · Sprint 6</w:t>
-      </w:r>
-    </w:p>
-    <w:p>
-      <w:pPr>
-        <w:spacing w:after="40"/>
-      </w:pPr>
-      <w:r>
-        <w:rPr>
-          <w:b/>
-          <w:color w:val="4F46E5"/>
-          <w:sz w:val="21"/>
-        </w:rPr>
-        <w:t xml:space="preserve">Paso 1. </w:t>
-      </w:r>
-      <w:r>
-        <w:rPr>
-          <w:sz w:val="21"/>
-        </w:rPr>
-        <w:t>Entre a Análisis de SIGMA AI.</w:t>
-      </w:r>
-    </w:p>
-    <w:p>
-      <w:pPr>
-        <w:spacing w:after="120"/>
-        <w:ind w:left="680"/>
-      </w:pPr>
-      <w:r>
-        <w:rPr>
-          <w:color w:val="555555"/>
-          <w:sz w:val="19"/>
-        </w:rPr>
-        <w:t>Menú: Análisis de SIGMA AI</w:t>
-      </w:r>
-    </w:p>
-    <w:p>
-      <w:pPr>
-        <w:spacing w:after="40"/>
-      </w:pPr>
-      <w:r>
-        <w:rPr>
-          <w:b/>
-          <w:color w:val="4F46E5"/>
-          <w:sz w:val="21"/>
-        </w:rPr>
-        <w:t xml:space="preserve">Paso 2. </w:t>
-      </w:r>
-      <w:r>
-        <w:rPr>
-          <w:sz w:val="21"/>
-        </w:rPr>
-        <w:t>Abra el formulario y complete los datos.</w:t>
-      </w:r>
-    </w:p>
-    <w:p>
-      <w:pPr>
-        <w:spacing w:after="120"/>
-        <w:ind w:left="680"/>
-      </w:pPr>
-      <w:r>
-        <w:rPr>
-          <w:color w:val="555555"/>
-          <w:sz w:val="19"/>
-        </w:rPr>
-        <w:t>Hay 5 campos; 2 son obligatorios.</w:t>
+        <w:t>Son 12 campos; 3 obligatorios.</w:t>
       </w:r>
     </w:p>
     <w:tbl>
@@ -3003,7 +4051,7 @@
               <w:rPr>
                 <w:sz w:val="17"/>
               </w:rPr>
-              <w:t>El evento previsto ocurrió</w:t>
+              <w:t>Código</w:t>
             </w:r>
           </w:p>
         </w:tc>
@@ -3017,7 +4065,7 @@
               <w:rPr>
                 <w:sz w:val="17"/>
               </w:rPr>
-              <w:t>Botones de opción: Sí / No</w:t>
+              <w:t>Texto</w:t>
             </w:r>
           </w:p>
         </w:tc>
@@ -3045,7 +4093,7 @@
               <w:rPr>
                 <w:sz w:val="17"/>
               </w:rPr>
-              <w:t>Una única selección</w:t>
+              <w:t>Único por cliente</w:t>
             </w:r>
           </w:p>
         </w:tc>
@@ -3061,7 +4109,7 @@
               <w:rPr>
                 <w:sz w:val="17"/>
               </w:rPr>
-              <w:t>Fecha en que ocurrió</w:t>
+              <w:t>Nombre</w:t>
             </w:r>
           </w:p>
         </w:tc>
@@ -3075,7 +4123,7 @@
               <w:rPr>
                 <w:sz w:val="17"/>
               </w:rPr>
-              <w:t>Selector de fecha y hora</w:t>
+              <w:t>Texto</w:t>
             </w:r>
           </w:p>
         </w:tc>
@@ -3089,7 +4137,7 @@
               <w:rPr>
                 <w:sz w:val="17"/>
               </w:rPr>
-              <w:t>No</w:t>
+              <w:t>Sí</w:t>
             </w:r>
           </w:p>
         </w:tc>
@@ -3103,7 +4151,7 @@
               <w:rPr>
                 <w:sz w:val="17"/>
               </w:rPr>
-              <w:t>No puede ser futura</w:t>
+              <w:t>Ejemplo: Falla de rodamiento en blowers</w:t>
             </w:r>
           </w:p>
         </w:tc>
@@ -3119,7 +4167,7 @@
               <w:rPr>
                 <w:sz w:val="17"/>
               </w:rPr>
-              <w:t>Falla registrada</w:t>
+              <w:t>Objetivo</w:t>
             </w:r>
           </w:p>
         </w:tc>
@@ -3133,7 +4181,7 @@
               <w:rPr>
                 <w:sz w:val="17"/>
               </w:rPr>
-              <w:t>Lista desplegable</w:t>
+              <w:t>Lista desplegable: Falla / Vida útil restante / Anomalía / Consumo</w:t>
             </w:r>
           </w:p>
         </w:tc>
@@ -3147,7 +4195,7 @@
               <w:rPr>
                 <w:sz w:val="17"/>
               </w:rPr>
-              <w:t>No</w:t>
+              <w:t>Sí</w:t>
             </w:r>
           </w:p>
         </w:tc>
@@ -3161,7 +4209,7 @@
               <w:rPr>
                 <w:sz w:val="17"/>
               </w:rPr>
-              <w:t>Fallas del activo</w:t>
+              <w:t>Del catálogo de objetivos de modelo</w:t>
             </w:r>
           </w:p>
         </w:tc>
@@ -3177,7 +4225,7 @@
               <w:rPr>
                 <w:sz w:val="17"/>
               </w:rPr>
-              <w:t>Se intervino el equipo antes de la fecha prevista</w:t>
+              <w:t>Tipo de activo</w:t>
             </w:r>
           </w:p>
         </w:tc>
@@ -3191,7 +4239,7 @@
               <w:rPr>
                 <w:sz w:val="17"/>
               </w:rPr>
-              <w:t>Interruptor</w:t>
+              <w:t>Lista desplegable</w:t>
             </w:r>
           </w:p>
         </w:tc>
@@ -3205,7 +4253,7 @@
               <w:rPr>
                 <w:sz w:val="17"/>
               </w:rPr>
-              <w:t>Sí</w:t>
+              <w:t>No</w:t>
             </w:r>
           </w:p>
         </w:tc>
@@ -3219,7 +4267,7 @@
               <w:rPr>
                 <w:sz w:val="17"/>
               </w:rPr>
-              <w:t>Determina la clasificación del resultado</w:t>
+              <w:t>Del árbol de tipos</w:t>
             </w:r>
           </w:p>
         </w:tc>
@@ -3235,7 +4283,7 @@
               <w:rPr>
                 <w:sz w:val="17"/>
               </w:rPr>
-              <w:t>Observación</w:t>
+              <w:t>Horizonte de predicción (días)</w:t>
             </w:r>
           </w:p>
         </w:tc>
@@ -3249,7 +4297,7 @@
               <w:rPr>
                 <w:sz w:val="17"/>
               </w:rPr>
-              <w:t>Texto multilinea</w:t>
+              <w:t>Numérico entero</w:t>
             </w:r>
           </w:p>
         </w:tc>
@@ -3277,7 +4325,413 @@
               <w:rPr>
                 <w:sz w:val="17"/>
               </w:rPr>
-              <w:t>Sin límite</w:t>
+              <w:t>Mayor que cero</w:t>
+            </w:r>
+          </w:p>
+        </w:tc>
+      </w:tr>
+      <w:tr>
+        <w:tc>
+          <w:tcPr>
+            <w:tcW w:type="dxa" w:w="2268"/>
+          </w:tcPr>
+          <w:p>
+            <w:r/>
+            <w:r>
+              <w:rPr>
+                <w:sz w:val="17"/>
+              </w:rPr>
+              <w:t>Umbral de aviso</w:t>
+            </w:r>
+          </w:p>
+        </w:tc>
+        <w:tc>
+          <w:tcPr>
+            <w:tcW w:type="dxa" w:w="2551"/>
+          </w:tcPr>
+          <w:p>
+            <w:r/>
+            <w:r>
+              <w:rPr>
+                <w:sz w:val="17"/>
+              </w:rPr>
+              <w:t>Numérico decimal</w:t>
+            </w:r>
+          </w:p>
+        </w:tc>
+        <w:tc>
+          <w:tcPr>
+            <w:tcW w:type="dxa" w:w="1247"/>
+          </w:tcPr>
+          <w:p>
+            <w:r/>
+            <w:r>
+              <w:rPr>
+                <w:sz w:val="17"/>
+              </w:rPr>
+              <w:t>No</w:t>
+            </w:r>
+          </w:p>
+        </w:tc>
+        <w:tc>
+          <w:tcPr>
+            <w:tcW w:type="dxa" w:w="3572"/>
+          </w:tcPr>
+          <w:p>
+            <w:r/>
+            <w:r>
+              <w:rPr>
+                <w:sz w:val="17"/>
+              </w:rPr>
+              <w:t>Entre 0 y 1</w:t>
+            </w:r>
+          </w:p>
+        </w:tc>
+      </w:tr>
+      <w:tr>
+        <w:tc>
+          <w:tcPr>
+            <w:tcW w:type="dxa" w:w="2268"/>
+          </w:tcPr>
+          <w:p>
+            <w:r/>
+            <w:r>
+              <w:rPr>
+                <w:sz w:val="17"/>
+              </w:rPr>
+              <w:t>Umbral crítico</w:t>
+            </w:r>
+          </w:p>
+        </w:tc>
+        <w:tc>
+          <w:tcPr>
+            <w:tcW w:type="dxa" w:w="2551"/>
+          </w:tcPr>
+          <w:p>
+            <w:r/>
+            <w:r>
+              <w:rPr>
+                <w:sz w:val="17"/>
+              </w:rPr>
+              <w:t>Numérico decimal</w:t>
+            </w:r>
+          </w:p>
+        </w:tc>
+        <w:tc>
+          <w:tcPr>
+            <w:tcW w:type="dxa" w:w="1247"/>
+          </w:tcPr>
+          <w:p>
+            <w:r/>
+            <w:r>
+              <w:rPr>
+                <w:sz w:val="17"/>
+              </w:rPr>
+              <w:t>No</w:t>
+            </w:r>
+          </w:p>
+        </w:tc>
+        <w:tc>
+          <w:tcPr>
+            <w:tcW w:type="dxa" w:w="3572"/>
+          </w:tcPr>
+          <w:p>
+            <w:r/>
+            <w:r>
+              <w:rPr>
+                <w:sz w:val="17"/>
+              </w:rPr>
+              <w:t>Entre 0 y 1, mayor que el umbral de aviso</w:t>
+            </w:r>
+          </w:p>
+        </w:tc>
+      </w:tr>
+      <w:tr>
+        <w:tc>
+          <w:tcPr>
+            <w:tcW w:type="dxa" w:w="2268"/>
+          </w:tcPr>
+          <w:p>
+            <w:r/>
+            <w:r>
+              <w:rPr>
+                <w:sz w:val="17"/>
+              </w:rPr>
+              <w:t>Etiqueta de la característica</w:t>
+            </w:r>
+          </w:p>
+        </w:tc>
+        <w:tc>
+          <w:tcPr>
+            <w:tcW w:type="dxa" w:w="2551"/>
+          </w:tcPr>
+          <w:p>
+            <w:r/>
+            <w:r>
+              <w:rPr>
+                <w:sz w:val="17"/>
+              </w:rPr>
+              <w:t>Texto</w:t>
+            </w:r>
+          </w:p>
+        </w:tc>
+        <w:tc>
+          <w:tcPr>
+            <w:tcW w:type="dxa" w:w="1247"/>
+          </w:tcPr>
+          <w:p>
+            <w:r/>
+            <w:r>
+              <w:rPr>
+                <w:sz w:val="17"/>
+              </w:rPr>
+              <w:t>No</w:t>
+            </w:r>
+          </w:p>
+        </w:tc>
+        <w:tc>
+          <w:tcPr>
+            <w:tcW w:type="dxa" w:w="3572"/>
+          </w:tcPr>
+          <w:p>
+            <w:r/>
+            <w:r>
+              <w:rPr>
+                <w:sz w:val="17"/>
+              </w:rPr>
+              <w:t>Es el texto que lee el usuario</w:t>
+            </w:r>
+          </w:p>
+        </w:tc>
+      </w:tr>
+      <w:tr>
+        <w:tc>
+          <w:tcPr>
+            <w:tcW w:type="dxa" w:w="2268"/>
+          </w:tcPr>
+          <w:p>
+            <w:r/>
+            <w:r>
+              <w:rPr>
+                <w:sz w:val="17"/>
+              </w:rPr>
+              <w:t>Tipo de característica</w:t>
+            </w:r>
+          </w:p>
+        </w:tc>
+        <w:tc>
+          <w:tcPr>
+            <w:tcW w:type="dxa" w:w="2551"/>
+          </w:tcPr>
+          <w:p>
+            <w:r/>
+            <w:r>
+              <w:rPr>
+                <w:sz w:val="17"/>
+              </w:rPr>
+              <w:t>Lista desplegable: Numérica / Categorica / Binaria / Temporal / Derivada</w:t>
+            </w:r>
+          </w:p>
+        </w:tc>
+        <w:tc>
+          <w:tcPr>
+            <w:tcW w:type="dxa" w:w="1247"/>
+          </w:tcPr>
+          <w:p>
+            <w:r/>
+            <w:r>
+              <w:rPr>
+                <w:sz w:val="17"/>
+              </w:rPr>
+              <w:t>No</w:t>
+            </w:r>
+          </w:p>
+        </w:tc>
+        <w:tc>
+          <w:tcPr>
+            <w:tcW w:type="dxa" w:w="3572"/>
+          </w:tcPr>
+          <w:p>
+            <w:r/>
+            <w:r>
+              <w:rPr>
+                <w:sz w:val="17"/>
+              </w:rPr>
+              <w:t>Del catálogo de tipos de característica</w:t>
+            </w:r>
+          </w:p>
+        </w:tc>
+      </w:tr>
+      <w:tr>
+        <w:tc>
+          <w:tcPr>
+            <w:tcW w:type="dxa" w:w="2268"/>
+          </w:tcPr>
+          <w:p>
+            <w:r/>
+            <w:r>
+              <w:rPr>
+                <w:sz w:val="17"/>
+              </w:rPr>
+              <w:t>Variable de origen</w:t>
+            </w:r>
+          </w:p>
+        </w:tc>
+        <w:tc>
+          <w:tcPr>
+            <w:tcW w:type="dxa" w:w="2551"/>
+          </w:tcPr>
+          <w:p>
+            <w:r/>
+            <w:r>
+              <w:rPr>
+                <w:sz w:val="17"/>
+              </w:rPr>
+              <w:t>Lista desplegable</w:t>
+            </w:r>
+          </w:p>
+        </w:tc>
+        <w:tc>
+          <w:tcPr>
+            <w:tcW w:type="dxa" w:w="1247"/>
+          </w:tcPr>
+          <w:p>
+            <w:r/>
+            <w:r>
+              <w:rPr>
+                <w:sz w:val="17"/>
+              </w:rPr>
+              <w:t>No</w:t>
+            </w:r>
+          </w:p>
+        </w:tc>
+        <w:tc>
+          <w:tcPr>
+            <w:tcW w:type="dxa" w:w="3572"/>
+          </w:tcPr>
+          <w:p>
+            <w:r/>
+            <w:r>
+              <w:rPr>
+                <w:sz w:val="17"/>
+              </w:rPr>
+              <w:t>Variables de condición definidas</w:t>
+            </w:r>
+          </w:p>
+        </w:tc>
+      </w:tr>
+      <w:tr>
+        <w:tc>
+          <w:tcPr>
+            <w:tcW w:type="dxa" w:w="2268"/>
+          </w:tcPr>
+          <w:p>
+            <w:r/>
+            <w:r>
+              <w:rPr>
+                <w:sz w:val="17"/>
+              </w:rPr>
+              <w:t>Ventana (días)</w:t>
+            </w:r>
+          </w:p>
+        </w:tc>
+        <w:tc>
+          <w:tcPr>
+            <w:tcW w:type="dxa" w:w="2551"/>
+          </w:tcPr>
+          <w:p>
+            <w:r/>
+            <w:r>
+              <w:rPr>
+                <w:sz w:val="17"/>
+              </w:rPr>
+              <w:t>Numérico entero</w:t>
+            </w:r>
+          </w:p>
+        </w:tc>
+        <w:tc>
+          <w:tcPr>
+            <w:tcW w:type="dxa" w:w="1247"/>
+          </w:tcPr>
+          <w:p>
+            <w:r/>
+            <w:r>
+              <w:rPr>
+                <w:sz w:val="17"/>
+              </w:rPr>
+              <w:t>No</w:t>
+            </w:r>
+          </w:p>
+        </w:tc>
+        <w:tc>
+          <w:tcPr>
+            <w:tcW w:type="dxa" w:w="3572"/>
+          </w:tcPr>
+          <w:p>
+            <w:r/>
+            <w:r>
+              <w:rPr>
+                <w:sz w:val="17"/>
+              </w:rPr>
+              <w:t>Mayor que cero</w:t>
+            </w:r>
+          </w:p>
+        </w:tc>
+      </w:tr>
+      <w:tr>
+        <w:tc>
+          <w:tcPr>
+            <w:tcW w:type="dxa" w:w="2268"/>
+          </w:tcPr>
+          <w:p>
+            <w:r/>
+            <w:r>
+              <w:rPr>
+                <w:sz w:val="17"/>
+              </w:rPr>
+              <w:t>Agregación</w:t>
+            </w:r>
+          </w:p>
+        </w:tc>
+        <w:tc>
+          <w:tcPr>
+            <w:tcW w:type="dxa" w:w="2551"/>
+          </w:tcPr>
+          <w:p>
+            <w:r/>
+            <w:r>
+              <w:rPr>
+                <w:sz w:val="17"/>
+              </w:rPr>
+              <w:t>Lista desplegable: Media / Máximo / Mínimo / Suma / Conteo / Pendiente / Desviación / Último</w:t>
+            </w:r>
+          </w:p>
+        </w:tc>
+        <w:tc>
+          <w:tcPr>
+            <w:tcW w:type="dxa" w:w="1247"/>
+          </w:tcPr>
+          <w:p>
+            <w:r/>
+            <w:r>
+              <w:rPr>
+                <w:sz w:val="17"/>
+              </w:rPr>
+              <w:t>No</w:t>
+            </w:r>
+          </w:p>
+        </w:tc>
+        <w:tc>
+          <w:tcPr>
+            <w:tcW w:type="dxa" w:w="3572"/>
+          </w:tcPr>
+          <w:p>
+            <w:r/>
+            <w:r>
+              <w:rPr>
+                <w:sz w:val="17"/>
+              </w:rPr>
+              <w:t>Determina cómo se resume la ventana</w:t>
             </w:r>
           </w:p>
         </w:tc>
@@ -3420,7 +4874,7 @@
               <w:rPr>
                 <w:sz w:val="17"/>
               </w:rPr>
-              <w:t>Registro del resultado</w:t>
+              <w:t>Alta de modelo</w:t>
             </w:r>
           </w:p>
         </w:tc>
@@ -3434,7 +4888,7 @@
               <w:rPr>
                 <w:sz w:val="17"/>
               </w:rPr>
-              <w:t>Cuando registro si el evento ocurrió y en qué fecha Entonces la predicción queda evaluada Y el error respecto de la fecha estimada se calcula automáticamente</w:t>
+              <w:t>Cuando defino un modelo indicando su objetivo, el tipo de activo y su horizonte Entonces queda disponible para asociarle características y entrenarlo</w:t>
             </w:r>
           </w:p>
         </w:tc>
@@ -3464,7 +4918,7 @@
               <w:rPr>
                 <w:sz w:val="17"/>
               </w:rPr>
-              <w:t>Acierto con intervención</w:t>
+              <w:t>Características de entrada</w:t>
             </w:r>
           </w:p>
         </w:tc>
@@ -3478,7 +4932,7 @@
               <w:rPr>
                 <w:sz w:val="17"/>
               </w:rPr>
-              <w:t>Dado una predicción de falla en seis días Y una orden preventiva ejecutada al cuarto día Y ninguna falla ocurrida Cuando registro que el evento no ocurrió pero sí hubo intervención previa Entonces se clasifica como acierto con intervención Y no se contabiliza como falso positivo</w:t>
+              <w:t>Cuando defino una característica con su etiqueta legible, su ventana y su agregación Entonces esa etiqueta es la que se muestra al usuario en la explicación de una predicción</w:t>
             </w:r>
           </w:p>
         </w:tc>
@@ -3508,7 +4962,7 @@
               <w:rPr>
                 <w:sz w:val="17"/>
               </w:rPr>
-              <w:t>Evaluación pendiente</w:t>
+              <w:t>Modelo global y modelo por cliente</w:t>
             </w:r>
           </w:p>
         </w:tc>
@@ -3522,7 +4976,7 @@
               <w:rPr>
                 <w:sz w:val="17"/>
               </w:rPr>
-              <w:t>Dado una predicción cuyo horizonte ya venció y no fue evaluada Entonces aparece en la lista de predicciones pendientes de evaluar</w:t>
+              <w:t>Dado un modelo definido para todos los clientes Entonces un cliente sin historial recibe predicciones desde el primer día Y a medida que acumula datos puede entrenarse un modelo propio</w:t>
             </w:r>
           </w:p>
         </w:tc>
@@ -3538,7 +4992,7 @@
         <w:pStyle w:val="Heading2"/>
       </w:pPr>
       <w:r>
-        <w:t>3.6  Definir un modelo predictivo y sus características</w:t>
+        <w:t>3.7  Entrenar y publicar una versión del modelo</w:t>
       </w:r>
     </w:p>
     <w:p>
@@ -3551,7 +5005,7 @@
           <w:i w:val="0"/>
           <w:sz w:val="21"/>
         </w:rPr>
-        <w:t>Para qué: como administrador de SIGMA, configurar qué se predice, sobre qué equipos y con qué variables, poder ajustar el modelo sin reescribir el sistema.</w:t>
+        <w:t>Para qué: como administrador de SIGMA, entrenar el modelo y dejar publicada la versión que se usará, poder comparar versiones y volver atrás cuando una resulta peor.</w:t>
       </w:r>
     </w:p>
     <w:p>
@@ -3565,7 +5019,7 @@
           <w:color w:val="555555"/>
           <w:sz w:val="18"/>
         </w:rPr>
-        <w:t>HU-170 · Web · Sprint 6</w:t>
+        <w:t>HU-172 · Web · Sprint 6</w:t>
       </w:r>
     </w:p>
     <w:p>
@@ -3584,7 +5038,7 @@
         <w:rPr>
           <w:sz w:val="21"/>
         </w:rPr>
-        <w:t>Entre a Análisis de SIGMA AI.</w:t>
+        <w:t>Entre a Experimentos.</w:t>
       </w:r>
     </w:p>
     <w:p>
@@ -3597,7 +5051,7 @@
           <w:color w:val="555555"/>
           <w:sz w:val="19"/>
         </w:rPr>
-        <w:t>Menú: Análisis de SIGMA AI</w:t>
+        <w:t>Menú: SIGMA AI › Experimentos</w:t>
       </w:r>
     </w:p>
     <w:p>
@@ -3616,7 +5070,7 @@
         <w:rPr>
           <w:sz w:val="21"/>
         </w:rPr>
-        <w:t>Abra el formulario y complete los datos.</w:t>
+        <w:t>Complete los datos.</w:t>
       </w:r>
     </w:p>
     <w:p>
@@ -3629,7 +5083,7 @@
           <w:color w:val="555555"/>
           <w:sz w:val="19"/>
         </w:rPr>
-        <w:t>Hay 12 campos; 3 son obligatorios.</w:t>
+        <w:t>Son 4 campos; 2 obligatorios.</w:t>
       </w:r>
     </w:p>
     <w:tbl>
@@ -3729,7 +5183,7 @@
               <w:rPr>
                 <w:sz w:val="17"/>
               </w:rPr>
-              <w:t>Código</w:t>
+              <w:t>Conjunto de entrenamiento</w:t>
             </w:r>
           </w:p>
         </w:tc>
@@ -3743,7 +5197,7 @@
               <w:rPr>
                 <w:sz w:val="17"/>
               </w:rPr>
-              <w:t>Texto</w:t>
+              <w:t>Lista desplegable</w:t>
             </w:r>
           </w:p>
         </w:tc>
@@ -3771,7 +5225,7 @@
               <w:rPr>
                 <w:sz w:val="17"/>
               </w:rPr>
-              <w:t>Único por cliente</w:t>
+              <w:t>Conjuntos del modelo</w:t>
             </w:r>
           </w:p>
         </w:tc>
@@ -3787,7 +5241,7 @@
               <w:rPr>
                 <w:sz w:val="17"/>
               </w:rPr>
-              <w:t>Nombre</w:t>
+              <w:t>Algoritmo</w:t>
             </w:r>
           </w:p>
         </w:tc>
@@ -3815,7 +5269,7 @@
               <w:rPr>
                 <w:sz w:val="17"/>
               </w:rPr>
-              <w:t>Sí</w:t>
+              <w:t>No</w:t>
             </w:r>
           </w:p>
         </w:tc>
@@ -3829,7 +5283,7 @@
               <w:rPr>
                 <w:sz w:val="17"/>
               </w:rPr>
-              <w:t>Ejemplo: Falla de rodamiento en blowers</w:t>
+              <w:t>Máximo 100 caracteres</w:t>
             </w:r>
           </w:p>
         </w:tc>
@@ -3845,7 +5299,7 @@
               <w:rPr>
                 <w:sz w:val="17"/>
               </w:rPr>
-              <w:t>Objetivo</w:t>
+              <w:t>Hiperparametros</w:t>
             </w:r>
           </w:p>
         </w:tc>
@@ -3859,7 +5313,7 @@
               <w:rPr>
                 <w:sz w:val="17"/>
               </w:rPr>
-              <w:t>Lista desplegable: Falla / Vida útil restante / Anomalía / Consumo</w:t>
+              <w:t>Texto multilinea</w:t>
             </w:r>
           </w:p>
         </w:tc>
@@ -3873,7 +5327,7 @@
               <w:rPr>
                 <w:sz w:val="17"/>
               </w:rPr>
-              <w:t>Sí</w:t>
+              <w:t>No</w:t>
             </w:r>
           </w:p>
         </w:tc>
@@ -3887,7 +5341,7 @@
               <w:rPr>
                 <w:sz w:val="17"/>
               </w:rPr>
-              <w:t>Del catálogo de objetivos de modelo</w:t>
+              <w:t>Formato estructurado</w:t>
             </w:r>
           </w:p>
         </w:tc>
@@ -3903,7 +5357,7 @@
               <w:rPr>
                 <w:sz w:val="17"/>
               </w:rPr>
-              <w:t>Tipo de activo</w:t>
+              <w:t>Número de versión</w:t>
             </w:r>
           </w:p>
         </w:tc>
@@ -3917,7 +5371,7 @@
               <w:rPr>
                 <w:sz w:val="17"/>
               </w:rPr>
-              <w:t>Lista desplegable</w:t>
+              <w:t>Numérico entero</w:t>
             </w:r>
           </w:p>
         </w:tc>
@@ -3931,7 +5385,7 @@
               <w:rPr>
                 <w:sz w:val="17"/>
               </w:rPr>
-              <w:t>No</w:t>
+              <w:t>Sí</w:t>
             </w:r>
           </w:p>
         </w:tc>
@@ -3945,471 +5399,7 @@
               <w:rPr>
                 <w:sz w:val="17"/>
               </w:rPr>
-              <w:t>Del árbol de tipos</w:t>
-            </w:r>
-          </w:p>
-        </w:tc>
-      </w:tr>
-      <w:tr>
-        <w:tc>
-          <w:tcPr>
-            <w:tcW w:type="dxa" w:w="2268"/>
-          </w:tcPr>
-          <w:p>
-            <w:r/>
-            <w:r>
-              <w:rPr>
-                <w:sz w:val="17"/>
-              </w:rPr>
-              <w:t>Horizonte de predicción (días)</w:t>
-            </w:r>
-          </w:p>
-        </w:tc>
-        <w:tc>
-          <w:tcPr>
-            <w:tcW w:type="dxa" w:w="2551"/>
-          </w:tcPr>
-          <w:p>
-            <w:r/>
-            <w:r>
-              <w:rPr>
-                <w:sz w:val="17"/>
-              </w:rPr>
-              <w:t>Numérico entero</w:t>
-            </w:r>
-          </w:p>
-        </w:tc>
-        <w:tc>
-          <w:tcPr>
-            <w:tcW w:type="dxa" w:w="1247"/>
-          </w:tcPr>
-          <w:p>
-            <w:r/>
-            <w:r>
-              <w:rPr>
-                <w:sz w:val="17"/>
-              </w:rPr>
-              <w:t>No</w:t>
-            </w:r>
-          </w:p>
-        </w:tc>
-        <w:tc>
-          <w:tcPr>
-            <w:tcW w:type="dxa" w:w="3572"/>
-          </w:tcPr>
-          <w:p>
-            <w:r/>
-            <w:r>
-              <w:rPr>
-                <w:sz w:val="17"/>
-              </w:rPr>
-              <w:t>Mayor que cero</w:t>
-            </w:r>
-          </w:p>
-        </w:tc>
-      </w:tr>
-      <w:tr>
-        <w:tc>
-          <w:tcPr>
-            <w:tcW w:type="dxa" w:w="2268"/>
-          </w:tcPr>
-          <w:p>
-            <w:r/>
-            <w:r>
-              <w:rPr>
-                <w:sz w:val="17"/>
-              </w:rPr>
-              <w:t>Umbral de aviso</w:t>
-            </w:r>
-          </w:p>
-        </w:tc>
-        <w:tc>
-          <w:tcPr>
-            <w:tcW w:type="dxa" w:w="2551"/>
-          </w:tcPr>
-          <w:p>
-            <w:r/>
-            <w:r>
-              <w:rPr>
-                <w:sz w:val="17"/>
-              </w:rPr>
-              <w:t>Numérico decimal</w:t>
-            </w:r>
-          </w:p>
-        </w:tc>
-        <w:tc>
-          <w:tcPr>
-            <w:tcW w:type="dxa" w:w="1247"/>
-          </w:tcPr>
-          <w:p>
-            <w:r/>
-            <w:r>
-              <w:rPr>
-                <w:sz w:val="17"/>
-              </w:rPr>
-              <w:t>No</w:t>
-            </w:r>
-          </w:p>
-        </w:tc>
-        <w:tc>
-          <w:tcPr>
-            <w:tcW w:type="dxa" w:w="3572"/>
-          </w:tcPr>
-          <w:p>
-            <w:r/>
-            <w:r>
-              <w:rPr>
-                <w:sz w:val="17"/>
-              </w:rPr>
-              <w:t>Entre 0 y 1</w:t>
-            </w:r>
-          </w:p>
-        </w:tc>
-      </w:tr>
-      <w:tr>
-        <w:tc>
-          <w:tcPr>
-            <w:tcW w:type="dxa" w:w="2268"/>
-          </w:tcPr>
-          <w:p>
-            <w:r/>
-            <w:r>
-              <w:rPr>
-                <w:sz w:val="17"/>
-              </w:rPr>
-              <w:t>Umbral crítico</w:t>
-            </w:r>
-          </w:p>
-        </w:tc>
-        <w:tc>
-          <w:tcPr>
-            <w:tcW w:type="dxa" w:w="2551"/>
-          </w:tcPr>
-          <w:p>
-            <w:r/>
-            <w:r>
-              <w:rPr>
-                <w:sz w:val="17"/>
-              </w:rPr>
-              <w:t>Numérico decimal</w:t>
-            </w:r>
-          </w:p>
-        </w:tc>
-        <w:tc>
-          <w:tcPr>
-            <w:tcW w:type="dxa" w:w="1247"/>
-          </w:tcPr>
-          <w:p>
-            <w:r/>
-            <w:r>
-              <w:rPr>
-                <w:sz w:val="17"/>
-              </w:rPr>
-              <w:t>No</w:t>
-            </w:r>
-          </w:p>
-        </w:tc>
-        <w:tc>
-          <w:tcPr>
-            <w:tcW w:type="dxa" w:w="3572"/>
-          </w:tcPr>
-          <w:p>
-            <w:r/>
-            <w:r>
-              <w:rPr>
-                <w:sz w:val="17"/>
-              </w:rPr>
-              <w:t>Entre 0 y 1, mayor que el umbral de aviso</w:t>
-            </w:r>
-          </w:p>
-        </w:tc>
-      </w:tr>
-      <w:tr>
-        <w:tc>
-          <w:tcPr>
-            <w:tcW w:type="dxa" w:w="2268"/>
-          </w:tcPr>
-          <w:p>
-            <w:r/>
-            <w:r>
-              <w:rPr>
-                <w:sz w:val="17"/>
-              </w:rPr>
-              <w:t>Etiqueta de la característica</w:t>
-            </w:r>
-          </w:p>
-        </w:tc>
-        <w:tc>
-          <w:tcPr>
-            <w:tcW w:type="dxa" w:w="2551"/>
-          </w:tcPr>
-          <w:p>
-            <w:r/>
-            <w:r>
-              <w:rPr>
-                <w:sz w:val="17"/>
-              </w:rPr>
-              <w:t>Texto</w:t>
-            </w:r>
-          </w:p>
-        </w:tc>
-        <w:tc>
-          <w:tcPr>
-            <w:tcW w:type="dxa" w:w="1247"/>
-          </w:tcPr>
-          <w:p>
-            <w:r/>
-            <w:r>
-              <w:rPr>
-                <w:sz w:val="17"/>
-              </w:rPr>
-              <w:t>No</w:t>
-            </w:r>
-          </w:p>
-        </w:tc>
-        <w:tc>
-          <w:tcPr>
-            <w:tcW w:type="dxa" w:w="3572"/>
-          </w:tcPr>
-          <w:p>
-            <w:r/>
-            <w:r>
-              <w:rPr>
-                <w:sz w:val="17"/>
-              </w:rPr>
-              <w:t>Es el texto que lee el usuario</w:t>
-            </w:r>
-          </w:p>
-        </w:tc>
-      </w:tr>
-      <w:tr>
-        <w:tc>
-          <w:tcPr>
-            <w:tcW w:type="dxa" w:w="2268"/>
-          </w:tcPr>
-          <w:p>
-            <w:r/>
-            <w:r>
-              <w:rPr>
-                <w:sz w:val="17"/>
-              </w:rPr>
-              <w:t>Tipo de característica</w:t>
-            </w:r>
-          </w:p>
-        </w:tc>
-        <w:tc>
-          <w:tcPr>
-            <w:tcW w:type="dxa" w:w="2551"/>
-          </w:tcPr>
-          <w:p>
-            <w:r/>
-            <w:r>
-              <w:rPr>
-                <w:sz w:val="17"/>
-              </w:rPr>
-              <w:t>Lista desplegable: Numérica / Categorica / Binaria / Temporal / Derivada</w:t>
-            </w:r>
-          </w:p>
-        </w:tc>
-        <w:tc>
-          <w:tcPr>
-            <w:tcW w:type="dxa" w:w="1247"/>
-          </w:tcPr>
-          <w:p>
-            <w:r/>
-            <w:r>
-              <w:rPr>
-                <w:sz w:val="17"/>
-              </w:rPr>
-              <w:t>No</w:t>
-            </w:r>
-          </w:p>
-        </w:tc>
-        <w:tc>
-          <w:tcPr>
-            <w:tcW w:type="dxa" w:w="3572"/>
-          </w:tcPr>
-          <w:p>
-            <w:r/>
-            <w:r>
-              <w:rPr>
-                <w:sz w:val="17"/>
-              </w:rPr>
-              <w:t>Del catálogo de tipos de característica</w:t>
-            </w:r>
-          </w:p>
-        </w:tc>
-      </w:tr>
-      <w:tr>
-        <w:tc>
-          <w:tcPr>
-            <w:tcW w:type="dxa" w:w="2268"/>
-          </w:tcPr>
-          <w:p>
-            <w:r/>
-            <w:r>
-              <w:rPr>
-                <w:sz w:val="17"/>
-              </w:rPr>
-              <w:t>Variable de origen</w:t>
-            </w:r>
-          </w:p>
-        </w:tc>
-        <w:tc>
-          <w:tcPr>
-            <w:tcW w:type="dxa" w:w="2551"/>
-          </w:tcPr>
-          <w:p>
-            <w:r/>
-            <w:r>
-              <w:rPr>
-                <w:sz w:val="17"/>
-              </w:rPr>
-              <w:t>Lista desplegable</w:t>
-            </w:r>
-          </w:p>
-        </w:tc>
-        <w:tc>
-          <w:tcPr>
-            <w:tcW w:type="dxa" w:w="1247"/>
-          </w:tcPr>
-          <w:p>
-            <w:r/>
-            <w:r>
-              <w:rPr>
-                <w:sz w:val="17"/>
-              </w:rPr>
-              <w:t>No</w:t>
-            </w:r>
-          </w:p>
-        </w:tc>
-        <w:tc>
-          <w:tcPr>
-            <w:tcW w:type="dxa" w:w="3572"/>
-          </w:tcPr>
-          <w:p>
-            <w:r/>
-            <w:r>
-              <w:rPr>
-                <w:sz w:val="17"/>
-              </w:rPr>
-              <w:t>Variables de condición definidas</w:t>
-            </w:r>
-          </w:p>
-        </w:tc>
-      </w:tr>
-      <w:tr>
-        <w:tc>
-          <w:tcPr>
-            <w:tcW w:type="dxa" w:w="2268"/>
-          </w:tcPr>
-          <w:p>
-            <w:r/>
-            <w:r>
-              <w:rPr>
-                <w:sz w:val="17"/>
-              </w:rPr>
-              <w:t>Ventana (días)</w:t>
-            </w:r>
-          </w:p>
-        </w:tc>
-        <w:tc>
-          <w:tcPr>
-            <w:tcW w:type="dxa" w:w="2551"/>
-          </w:tcPr>
-          <w:p>
-            <w:r/>
-            <w:r>
-              <w:rPr>
-                <w:sz w:val="17"/>
-              </w:rPr>
-              <w:t>Numérico entero</w:t>
-            </w:r>
-          </w:p>
-        </w:tc>
-        <w:tc>
-          <w:tcPr>
-            <w:tcW w:type="dxa" w:w="1247"/>
-          </w:tcPr>
-          <w:p>
-            <w:r/>
-            <w:r>
-              <w:rPr>
-                <w:sz w:val="17"/>
-              </w:rPr>
-              <w:t>No</w:t>
-            </w:r>
-          </w:p>
-        </w:tc>
-        <w:tc>
-          <w:tcPr>
-            <w:tcW w:type="dxa" w:w="3572"/>
-          </w:tcPr>
-          <w:p>
-            <w:r/>
-            <w:r>
-              <w:rPr>
-                <w:sz w:val="17"/>
-              </w:rPr>
-              <w:t>Mayor que cero</w:t>
-            </w:r>
-          </w:p>
-        </w:tc>
-      </w:tr>
-      <w:tr>
-        <w:tc>
-          <w:tcPr>
-            <w:tcW w:type="dxa" w:w="2268"/>
-          </w:tcPr>
-          <w:p>
-            <w:r/>
-            <w:r>
-              <w:rPr>
-                <w:sz w:val="17"/>
-              </w:rPr>
-              <w:t>Agregación</w:t>
-            </w:r>
-          </w:p>
-        </w:tc>
-        <w:tc>
-          <w:tcPr>
-            <w:tcW w:type="dxa" w:w="2551"/>
-          </w:tcPr>
-          <w:p>
-            <w:r/>
-            <w:r>
-              <w:rPr>
-                <w:sz w:val="17"/>
-              </w:rPr>
-              <w:t>Lista desplegable: Media / Máximo / Mínimo / Suma / Conteo / Pendiente / Desviación / Último</w:t>
-            </w:r>
-          </w:p>
-        </w:tc>
-        <w:tc>
-          <w:tcPr>
-            <w:tcW w:type="dxa" w:w="1247"/>
-          </w:tcPr>
-          <w:p>
-            <w:r/>
-            <w:r>
-              <w:rPr>
-                <w:sz w:val="17"/>
-              </w:rPr>
-              <w:t>No</w:t>
-            </w:r>
-          </w:p>
-        </w:tc>
-        <w:tc>
-          <w:tcPr>
-            <w:tcW w:type="dxa" w:w="3572"/>
-          </w:tcPr>
-          <w:p>
-            <w:r/>
-            <w:r>
-              <w:rPr>
-                <w:sz w:val="17"/>
-              </w:rPr>
-              <w:t>Determina cómo se resume la ventana</w:t>
+              <w:t>Único por modelo</w:t>
             </w:r>
           </w:p>
         </w:tc>
@@ -4552,7 +5542,7 @@
               <w:rPr>
                 <w:sz w:val="17"/>
               </w:rPr>
-              <w:t>Alta de modelo</w:t>
+              <w:t>Ejecución de entrenamiento</w:t>
             </w:r>
           </w:p>
         </w:tc>
@@ -4566,7 +5556,7 @@
               <w:rPr>
                 <w:sz w:val="17"/>
               </w:rPr>
-              <w:t>Cuando defino un modelo indicando su objetivo, el tipo de activo y su horizonte Entonces queda disponible para asociarle características y entrenarlo</w:t>
+              <w:t>Cuando ejecuto un entrenamiento Entonces queda registrado su inicio, su término y sus métricas Y los entrenamientos fallidos también quedan registrados con su error</w:t>
             </w:r>
           </w:p>
         </w:tc>
@@ -4596,7 +5586,7 @@
               <w:rPr>
                 <w:sz w:val="17"/>
               </w:rPr>
-              <w:t>Características de entrada</w:t>
+              <w:t>Publicación de la versión</w:t>
             </w:r>
           </w:p>
         </w:tc>
@@ -4610,7 +5600,7 @@
               <w:rPr>
                 <w:sz w:val="17"/>
               </w:rPr>
-              <w:t>Cuando defino una característica con su etiqueta legible, su ventana y su agregación Entonces esa etiqueta es la que se muestra al usuario en la explicación de una predicción</w:t>
+              <w:t>Cuando publico una versión Entonces pasa a ser la versión vigente Y la versión anterior queda retirada y disponible para consulta</w:t>
             </w:r>
           </w:p>
         </w:tc>
@@ -4640,7 +5630,7 @@
               <w:rPr>
                 <w:sz w:val="17"/>
               </w:rPr>
-              <w:t>Modelo global y modelo por cliente</w:t>
+              <w:t>Comparación de versiones</w:t>
             </w:r>
           </w:p>
         </w:tc>
@@ -4654,7 +5644,7 @@
               <w:rPr>
                 <w:sz w:val="17"/>
               </w:rPr>
-              <w:t>Dado un modelo definido para todos los clientes Entonces un cliente sin historial recibe predicciones desde el primer día Y a medida que acumula datos puede entrenarse un modelo propio</w:t>
+              <w:t>Cuando comparo dos versiones Entonces veo sus métricas lado a lado Y puedo volver a publicar una versión anterior</w:t>
             </w:r>
           </w:p>
         </w:tc>
@@ -4670,7 +5660,7 @@
         <w:pStyle w:val="Heading2"/>
       </w:pPr>
       <w:r>
-        <w:t>3.7  Entrenar y publicar una versión del modelo</w:t>
+        <w:t>3.8  Preparar el conjunto de datos de entrenamiento</w:t>
       </w:r>
     </w:p>
     <w:p>
@@ -4683,7 +5673,7 @@
           <w:i w:val="0"/>
           <w:sz w:val="21"/>
         </w:rPr>
-        <w:t>Para qué: como administrador de SIGMA, entrenar el modelo y dejar publicada la versión que se usará, poder comparar versiones y volver atrás cuando una resulta peor.</w:t>
+        <w:t>Para qué: como administrador de SIGMA, construir el conjunto de datos con el que se entrena el modelo, poder reproducir y auditar después cualquier entrenamiento.</w:t>
       </w:r>
     </w:p>
     <w:p>
@@ -4697,7 +5687,7 @@
           <w:color w:val="555555"/>
           <w:sz w:val="18"/>
         </w:rPr>
-        <w:t>HU-172 · Web · Sprint 6</w:t>
+        <w:t>HU-171 · Web · Sprint 6</w:t>
       </w:r>
     </w:p>
     <w:p>
@@ -4716,7 +5706,7 @@
         <w:rPr>
           <w:sz w:val="21"/>
         </w:rPr>
-        <w:t>Entre a Análisis de SIGMA AI.</w:t>
+        <w:t>Entre a Experimentos.</w:t>
       </w:r>
     </w:p>
     <w:p>
@@ -4729,7 +5719,7 @@
           <w:color w:val="555555"/>
           <w:sz w:val="19"/>
         </w:rPr>
-        <w:t>Menú: Análisis de SIGMA AI</w:t>
+        <w:t>Menú: SIGMA AI › Experimentos</w:t>
       </w:r>
     </w:p>
     <w:p>
@@ -4748,7 +5738,7 @@
         <w:rPr>
           <w:sz w:val="21"/>
         </w:rPr>
-        <w:t>Abra el formulario y complete los datos.</w:t>
+        <w:t>Complete los datos.</w:t>
       </w:r>
     </w:p>
     <w:p>
@@ -4761,7 +5751,7 @@
           <w:color w:val="555555"/>
           <w:sz w:val="19"/>
         </w:rPr>
-        <w:t>Hay 4 campos; 2 son obligatorios.</w:t>
+        <w:t>Son 8 campos; 8 obligatorios.</w:t>
       </w:r>
     </w:p>
     <w:tbl>
@@ -4861,7 +5851,7 @@
               <w:rPr>
                 <w:sz w:val="17"/>
               </w:rPr>
-              <w:t>Conjunto de entrenamiento</w:t>
+              <w:t>Modelo predictivo</w:t>
             </w:r>
           </w:p>
         </w:tc>
@@ -4903,7 +5893,7 @@
               <w:rPr>
                 <w:sz w:val="17"/>
               </w:rPr>
-              <w:t>Conjuntos del modelo</w:t>
+              <w:t>Modelos definidos</w:t>
             </w:r>
           </w:p>
         </w:tc>
@@ -4919,7 +5909,7 @@
               <w:rPr>
                 <w:sz w:val="17"/>
               </w:rPr>
-              <w:t>Algoritmo</w:t>
+              <w:t>Código del conjunto</w:t>
             </w:r>
           </w:p>
         </w:tc>
@@ -4947,7 +5937,7 @@
               <w:rPr>
                 <w:sz w:val="17"/>
               </w:rPr>
-              <w:t>No</w:t>
+              <w:t>Sí</w:t>
             </w:r>
           </w:p>
         </w:tc>
@@ -4961,7 +5951,7 @@
               <w:rPr>
                 <w:sz w:val="17"/>
               </w:rPr>
-              <w:t>Máximo 100 caracteres</w:t>
+              <w:t>Único por modelo</w:t>
             </w:r>
           </w:p>
         </w:tc>
@@ -4977,7 +5967,7 @@
               <w:rPr>
                 <w:sz w:val="17"/>
               </w:rPr>
-              <w:t>Hiperparametros</w:t>
+              <w:t>Fecha desde</w:t>
             </w:r>
           </w:p>
         </w:tc>
@@ -4991,7 +5981,7 @@
               <w:rPr>
                 <w:sz w:val="17"/>
               </w:rPr>
-              <w:t>Texto multilinea</w:t>
+              <w:t>Selector de fecha</w:t>
             </w:r>
           </w:p>
         </w:tc>
@@ -5005,7 +5995,7 @@
               <w:rPr>
                 <w:sz w:val="17"/>
               </w:rPr>
-              <w:t>No</w:t>
+              <w:t>Sí</w:t>
             </w:r>
           </w:p>
         </w:tc>
@@ -5019,7 +6009,7 @@
               <w:rPr>
                 <w:sz w:val="17"/>
               </w:rPr>
-              <w:t>Formato estructurado</w:t>
+              <w:t>Sin restricción</w:t>
             </w:r>
           </w:p>
         </w:tc>
@@ -5035,7 +6025,7 @@
               <w:rPr>
                 <w:sz w:val="17"/>
               </w:rPr>
-              <w:t>Número de versión</w:t>
+              <w:t>Fecha hasta</w:t>
             </w:r>
           </w:p>
         </w:tc>
@@ -5049,6 +6039,64 @@
               <w:rPr>
                 <w:sz w:val="17"/>
               </w:rPr>
+              <w:t>Selector de fecha</w:t>
+            </w:r>
+          </w:p>
+        </w:tc>
+        <w:tc>
+          <w:tcPr>
+            <w:tcW w:type="dxa" w:w="1247"/>
+          </w:tcPr>
+          <w:p>
+            <w:r/>
+            <w:r>
+              <w:rPr>
+                <w:sz w:val="17"/>
+              </w:rPr>
+              <w:t>Sí</w:t>
+            </w:r>
+          </w:p>
+        </w:tc>
+        <w:tc>
+          <w:tcPr>
+            <w:tcW w:type="dxa" w:w="3572"/>
+          </w:tcPr>
+          <w:p>
+            <w:r/>
+            <w:r>
+              <w:rPr>
+                <w:sz w:val="17"/>
+              </w:rPr>
+              <w:t>Posterior a la fecha desde</w:t>
+            </w:r>
+          </w:p>
+        </w:tc>
+      </w:tr>
+      <w:tr>
+        <w:tc>
+          <w:tcPr>
+            <w:tcW w:type="dxa" w:w="2268"/>
+          </w:tcPr>
+          <w:p>
+            <w:r/>
+            <w:r>
+              <w:rPr>
+                <w:sz w:val="17"/>
+              </w:rPr>
+              <w:t>Partición de entrenamiento (por ciento)</w:t>
+            </w:r>
+          </w:p>
+        </w:tc>
+        <w:tc>
+          <w:tcPr>
+            <w:tcW w:type="dxa" w:w="2551"/>
+          </w:tcPr>
+          <w:p>
+            <w:r/>
+            <w:r>
+              <w:rPr>
+                <w:sz w:val="17"/>
+              </w:rPr>
               <w:t>Numérico entero</w:t>
             </w:r>
           </w:p>
@@ -5077,7 +6125,181 @@
               <w:rPr>
                 <w:sz w:val="17"/>
               </w:rPr>
-              <w:t>Único por modelo</w:t>
+              <w:t>Las tres particiones deben sumar 100</w:t>
+            </w:r>
+          </w:p>
+        </w:tc>
+      </w:tr>
+      <w:tr>
+        <w:tc>
+          <w:tcPr>
+            <w:tcW w:type="dxa" w:w="2268"/>
+          </w:tcPr>
+          <w:p>
+            <w:r/>
+            <w:r>
+              <w:rPr>
+                <w:sz w:val="17"/>
+              </w:rPr>
+              <w:t>Partición de validación (por ciento)</w:t>
+            </w:r>
+          </w:p>
+        </w:tc>
+        <w:tc>
+          <w:tcPr>
+            <w:tcW w:type="dxa" w:w="2551"/>
+          </w:tcPr>
+          <w:p>
+            <w:r/>
+            <w:r>
+              <w:rPr>
+                <w:sz w:val="17"/>
+              </w:rPr>
+              <w:t>Numérico entero</w:t>
+            </w:r>
+          </w:p>
+        </w:tc>
+        <w:tc>
+          <w:tcPr>
+            <w:tcW w:type="dxa" w:w="1247"/>
+          </w:tcPr>
+          <w:p>
+            <w:r/>
+            <w:r>
+              <w:rPr>
+                <w:sz w:val="17"/>
+              </w:rPr>
+              <w:t>Sí</w:t>
+            </w:r>
+          </w:p>
+        </w:tc>
+        <w:tc>
+          <w:tcPr>
+            <w:tcW w:type="dxa" w:w="3572"/>
+          </w:tcPr>
+          <w:p>
+            <w:r/>
+            <w:r>
+              <w:rPr>
+                <w:sz w:val="17"/>
+              </w:rPr>
+              <w:t>Las tres particiones deben sumar 100</w:t>
+            </w:r>
+          </w:p>
+        </w:tc>
+      </w:tr>
+      <w:tr>
+        <w:tc>
+          <w:tcPr>
+            <w:tcW w:type="dxa" w:w="2268"/>
+          </w:tcPr>
+          <w:p>
+            <w:r/>
+            <w:r>
+              <w:rPr>
+                <w:sz w:val="17"/>
+              </w:rPr>
+              <w:t>Partición de prueba (por ciento)</w:t>
+            </w:r>
+          </w:p>
+        </w:tc>
+        <w:tc>
+          <w:tcPr>
+            <w:tcW w:type="dxa" w:w="2551"/>
+          </w:tcPr>
+          <w:p>
+            <w:r/>
+            <w:r>
+              <w:rPr>
+                <w:sz w:val="17"/>
+              </w:rPr>
+              <w:t>Numérico entero</w:t>
+            </w:r>
+          </w:p>
+        </w:tc>
+        <w:tc>
+          <w:tcPr>
+            <w:tcW w:type="dxa" w:w="1247"/>
+          </w:tcPr>
+          <w:p>
+            <w:r/>
+            <w:r>
+              <w:rPr>
+                <w:sz w:val="17"/>
+              </w:rPr>
+              <w:t>Sí</w:t>
+            </w:r>
+          </w:p>
+        </w:tc>
+        <w:tc>
+          <w:tcPr>
+            <w:tcW w:type="dxa" w:w="3572"/>
+          </w:tcPr>
+          <w:p>
+            <w:r/>
+            <w:r>
+              <w:rPr>
+                <w:sz w:val="17"/>
+              </w:rPr>
+              <w:t>Las tres particiones deben sumar 100</w:t>
+            </w:r>
+          </w:p>
+        </w:tc>
+      </w:tr>
+      <w:tr>
+        <w:tc>
+          <w:tcPr>
+            <w:tcW w:type="dxa" w:w="2268"/>
+          </w:tcPr>
+          <w:p>
+            <w:r/>
+            <w:r>
+              <w:rPr>
+                <w:sz w:val="17"/>
+              </w:rPr>
+              <w:t>Conjunto sintético</w:t>
+            </w:r>
+          </w:p>
+        </w:tc>
+        <w:tc>
+          <w:tcPr>
+            <w:tcW w:type="dxa" w:w="2551"/>
+          </w:tcPr>
+          <w:p>
+            <w:r/>
+            <w:r>
+              <w:rPr>
+                <w:sz w:val="17"/>
+              </w:rPr>
+              <w:t>Interruptor</w:t>
+            </w:r>
+          </w:p>
+        </w:tc>
+        <w:tc>
+          <w:tcPr>
+            <w:tcW w:type="dxa" w:w="1247"/>
+          </w:tcPr>
+          <w:p>
+            <w:r/>
+            <w:r>
+              <w:rPr>
+                <w:sz w:val="17"/>
+              </w:rPr>
+              <w:t>Sí</w:t>
+            </w:r>
+          </w:p>
+        </w:tc>
+        <w:tc>
+          <w:tcPr>
+            <w:tcW w:type="dxa" w:w="3572"/>
+          </w:tcPr>
+          <w:p>
+            <w:r/>
+            <w:r>
+              <w:rPr>
+                <w:sz w:val="17"/>
+              </w:rPr>
+              <w:t>Debe marcarse cuando los datos son generados</w:t>
             </w:r>
           </w:p>
         </w:tc>
@@ -5220,906 +6442,6 @@
               <w:rPr>
                 <w:sz w:val="17"/>
               </w:rPr>
-              <w:t>Ejecución de entrenamiento</w:t>
-            </w:r>
-          </w:p>
-        </w:tc>
-        <w:tc>
-          <w:tcPr>
-            <w:tcW w:type="dxa" w:w="6520"/>
-          </w:tcPr>
-          <w:p>
-            <w:r/>
-            <w:r>
-              <w:rPr>
-                <w:sz w:val="17"/>
-              </w:rPr>
-              <w:t>Cuando ejecuto un entrenamiento Entonces queda registrado su inicio, su término y sus métricas Y los entrenamientos fallidos también quedan registrados con su error</w:t>
-            </w:r>
-          </w:p>
-        </w:tc>
-      </w:tr>
-      <w:tr>
-        <w:tc>
-          <w:tcPr>
-            <w:tcW w:type="dxa" w:w="737"/>
-          </w:tcPr>
-          <w:p>
-            <w:r/>
-            <w:r>
-              <w:rPr>
-                <w:sz w:val="17"/>
-              </w:rPr>
-              <w:t>2</w:t>
-            </w:r>
-          </w:p>
-        </w:tc>
-        <w:tc>
-          <w:tcPr>
-            <w:tcW w:type="dxa" w:w="2381"/>
-          </w:tcPr>
-          <w:p>
-            <w:r/>
-            <w:r>
-              <w:rPr>
-                <w:sz w:val="17"/>
-              </w:rPr>
-              <w:t>Publicación de la versión</w:t>
-            </w:r>
-          </w:p>
-        </w:tc>
-        <w:tc>
-          <w:tcPr>
-            <w:tcW w:type="dxa" w:w="6520"/>
-          </w:tcPr>
-          <w:p>
-            <w:r/>
-            <w:r>
-              <w:rPr>
-                <w:sz w:val="17"/>
-              </w:rPr>
-              <w:t>Cuando publico una versión Entonces pasa a ser la versión vigente Y la versión anterior queda retirada y disponible para consulta</w:t>
-            </w:r>
-          </w:p>
-        </w:tc>
-      </w:tr>
-      <w:tr>
-        <w:tc>
-          <w:tcPr>
-            <w:tcW w:type="dxa" w:w="737"/>
-          </w:tcPr>
-          <w:p>
-            <w:r/>
-            <w:r>
-              <w:rPr>
-                <w:sz w:val="17"/>
-              </w:rPr>
-              <w:t>3</w:t>
-            </w:r>
-          </w:p>
-        </w:tc>
-        <w:tc>
-          <w:tcPr>
-            <w:tcW w:type="dxa" w:w="2381"/>
-          </w:tcPr>
-          <w:p>
-            <w:r/>
-            <w:r>
-              <w:rPr>
-                <w:sz w:val="17"/>
-              </w:rPr>
-              <w:t>Comparación de versiones</w:t>
-            </w:r>
-          </w:p>
-        </w:tc>
-        <w:tc>
-          <w:tcPr>
-            <w:tcW w:type="dxa" w:w="6520"/>
-          </w:tcPr>
-          <w:p>
-            <w:r/>
-            <w:r>
-              <w:rPr>
-                <w:sz w:val="17"/>
-              </w:rPr>
-              <w:t>Cuando comparo dos versiones Entonces veo sus métricas lado a lado Y puedo volver a publicar una versión anterior</w:t>
-            </w:r>
-          </w:p>
-        </w:tc>
-      </w:tr>
-    </w:tbl>
-    <w:p>
-      <w:pPr>
-        <w:spacing w:after="40"/>
-      </w:pPr>
-    </w:p>
-    <w:p>
-      <w:pPr>
-        <w:pStyle w:val="Heading2"/>
-      </w:pPr>
-      <w:r>
-        <w:t>3.8  Preparar el conjunto de datos de entrenamiento</w:t>
-      </w:r>
-    </w:p>
-    <w:p>
-      <w:pPr>
-        <w:spacing w:after="80"/>
-      </w:pPr>
-      <w:r>
-        <w:rPr>
-          <w:b w:val="0"/>
-          <w:i w:val="0"/>
-          <w:sz w:val="21"/>
-        </w:rPr>
-        <w:t>Para qué: como administrador de SIGMA, construir el conjunto de datos con el que se entrena el modelo, poder reproducir y auditar después cualquier entrenamiento.</w:t>
-      </w:r>
-    </w:p>
-    <w:p>
-      <w:pPr>
-        <w:spacing w:after="160"/>
-      </w:pPr>
-      <w:r>
-        <w:rPr>
-          <w:b w:val="0"/>
-          <w:i w:val="0"/>
-          <w:color w:val="555555"/>
-          <w:sz w:val="18"/>
-        </w:rPr>
-        <w:t>HU-171 · Web · Sprint 6</w:t>
-      </w:r>
-    </w:p>
-    <w:p>
-      <w:pPr>
-        <w:spacing w:after="40"/>
-      </w:pPr>
-      <w:r>
-        <w:rPr>
-          <w:b/>
-          <w:color w:val="4F46E5"/>
-          <w:sz w:val="21"/>
-        </w:rPr>
-        <w:t xml:space="preserve">Paso 1. </w:t>
-      </w:r>
-      <w:r>
-        <w:rPr>
-          <w:sz w:val="21"/>
-        </w:rPr>
-        <w:t>Entre a Análisis de SIGMA AI.</w:t>
-      </w:r>
-    </w:p>
-    <w:p>
-      <w:pPr>
-        <w:spacing w:after="120"/>
-        <w:ind w:left="680"/>
-      </w:pPr>
-      <w:r>
-        <w:rPr>
-          <w:color w:val="555555"/>
-          <w:sz w:val="19"/>
-        </w:rPr>
-        <w:t>Menú: Análisis de SIGMA AI</w:t>
-      </w:r>
-    </w:p>
-    <w:p>
-      <w:pPr>
-        <w:spacing w:after="40"/>
-      </w:pPr>
-      <w:r>
-        <w:rPr>
-          <w:b/>
-          <w:color w:val="4F46E5"/>
-          <w:sz w:val="21"/>
-        </w:rPr>
-        <w:t xml:space="preserve">Paso 2. </w:t>
-      </w:r>
-      <w:r>
-        <w:rPr>
-          <w:sz w:val="21"/>
-        </w:rPr>
-        <w:t>Abra el formulario y complete los datos.</w:t>
-      </w:r>
-    </w:p>
-    <w:p>
-      <w:pPr>
-        <w:spacing w:after="120"/>
-        <w:ind w:left="680"/>
-      </w:pPr>
-      <w:r>
-        <w:rPr>
-          <w:color w:val="555555"/>
-          <w:sz w:val="19"/>
-        </w:rPr>
-        <w:t>Hay 8 campos; 8 son obligatorios.</w:t>
-      </w:r>
-    </w:p>
-    <w:tbl>
-      <w:tblPr>
-        <w:tblW w:type="auto" w:w="0"/>
-        <w:tblLook w:firstColumn="1" w:firstRow="1" w:lastColumn="0" w:lastRow="0" w:noHBand="0" w:noVBand="1" w:val="04A0"/>
-        <w:jc w:val="center"/>
-        <w:tblBorders>
-          <w:top w:val="single" w:sz="4" w:color="BFBFBF"/>
-          <w:left w:val="single" w:sz="4" w:color="BFBFBF"/>
-          <w:bottom w:val="single" w:sz="4" w:color="BFBFBF"/>
-          <w:right w:val="single" w:sz="4" w:color="BFBFBF"/>
-          <w:insideH w:val="single" w:sz="4" w:color="BFBFBF"/>
-          <w:insideV w:val="single" w:sz="4" w:color="BFBFBF"/>
-        </w:tblBorders>
-      </w:tblPr>
-      <w:tblGrid>
-        <w:gridCol w:w="2436"/>
-        <w:gridCol w:w="2436"/>
-        <w:gridCol w:w="2436"/>
-        <w:gridCol w:w="2436"/>
-      </w:tblGrid>
-      <w:tr>
-        <w:tc>
-          <w:tcPr>
-            <w:tcW w:type="dxa" w:w="2268"/>
-            <w:shd w:val="clear" w:color="auto" w:fill="E8E5F7"/>
-          </w:tcPr>
-          <w:p>
-            <w:r/>
-            <w:r>
-              <w:rPr>
-                <w:b/>
-                <w:sz w:val="17"/>
-              </w:rPr>
-              <w:t>Campo</w:t>
-            </w:r>
-          </w:p>
-        </w:tc>
-        <w:tc>
-          <w:tcPr>
-            <w:tcW w:type="dxa" w:w="2551"/>
-            <w:shd w:val="clear" w:color="auto" w:fill="E8E5F7"/>
-          </w:tcPr>
-          <w:p>
-            <w:r/>
-            <w:r>
-              <w:rPr>
-                <w:b/>
-                <w:sz w:val="17"/>
-              </w:rPr>
-              <w:t>Cómo se completa</w:t>
-            </w:r>
-          </w:p>
-        </w:tc>
-        <w:tc>
-          <w:tcPr>
-            <w:tcW w:type="dxa" w:w="1247"/>
-            <w:shd w:val="clear" w:color="auto" w:fill="E8E5F7"/>
-          </w:tcPr>
-          <w:p>
-            <w:r/>
-            <w:r>
-              <w:rPr>
-                <w:b/>
-                <w:sz w:val="17"/>
-              </w:rPr>
-              <w:t>Obligatorio</w:t>
-            </w:r>
-          </w:p>
-        </w:tc>
-        <w:tc>
-          <w:tcPr>
-            <w:tcW w:type="dxa" w:w="3572"/>
-            <w:shd w:val="clear" w:color="auto" w:fill="E8E5F7"/>
-          </w:tcPr>
-          <w:p>
-            <w:r/>
-            <w:r>
-              <w:rPr>
-                <w:b/>
-                <w:sz w:val="17"/>
-              </w:rPr>
-              <w:t>Qué acepta</w:t>
-            </w:r>
-          </w:p>
-        </w:tc>
-      </w:tr>
-      <w:tr>
-        <w:tc>
-          <w:tcPr>
-            <w:tcW w:type="dxa" w:w="2268"/>
-          </w:tcPr>
-          <w:p>
-            <w:r/>
-            <w:r>
-              <w:rPr>
-                <w:sz w:val="17"/>
-              </w:rPr>
-              <w:t>Modelo predictivo</w:t>
-            </w:r>
-          </w:p>
-        </w:tc>
-        <w:tc>
-          <w:tcPr>
-            <w:tcW w:type="dxa" w:w="2551"/>
-          </w:tcPr>
-          <w:p>
-            <w:r/>
-            <w:r>
-              <w:rPr>
-                <w:sz w:val="17"/>
-              </w:rPr>
-              <w:t>Lista desplegable</w:t>
-            </w:r>
-          </w:p>
-        </w:tc>
-        <w:tc>
-          <w:tcPr>
-            <w:tcW w:type="dxa" w:w="1247"/>
-          </w:tcPr>
-          <w:p>
-            <w:r/>
-            <w:r>
-              <w:rPr>
-                <w:sz w:val="17"/>
-              </w:rPr>
-              <w:t>Sí</w:t>
-            </w:r>
-          </w:p>
-        </w:tc>
-        <w:tc>
-          <w:tcPr>
-            <w:tcW w:type="dxa" w:w="3572"/>
-          </w:tcPr>
-          <w:p>
-            <w:r/>
-            <w:r>
-              <w:rPr>
-                <w:sz w:val="17"/>
-              </w:rPr>
-              <w:t>Modelos definidos</w:t>
-            </w:r>
-          </w:p>
-        </w:tc>
-      </w:tr>
-      <w:tr>
-        <w:tc>
-          <w:tcPr>
-            <w:tcW w:type="dxa" w:w="2268"/>
-          </w:tcPr>
-          <w:p>
-            <w:r/>
-            <w:r>
-              <w:rPr>
-                <w:sz w:val="17"/>
-              </w:rPr>
-              <w:t>Código del conjunto</w:t>
-            </w:r>
-          </w:p>
-        </w:tc>
-        <w:tc>
-          <w:tcPr>
-            <w:tcW w:type="dxa" w:w="2551"/>
-          </w:tcPr>
-          <w:p>
-            <w:r/>
-            <w:r>
-              <w:rPr>
-                <w:sz w:val="17"/>
-              </w:rPr>
-              <w:t>Texto</w:t>
-            </w:r>
-          </w:p>
-        </w:tc>
-        <w:tc>
-          <w:tcPr>
-            <w:tcW w:type="dxa" w:w="1247"/>
-          </w:tcPr>
-          <w:p>
-            <w:r/>
-            <w:r>
-              <w:rPr>
-                <w:sz w:val="17"/>
-              </w:rPr>
-              <w:t>Sí</w:t>
-            </w:r>
-          </w:p>
-        </w:tc>
-        <w:tc>
-          <w:tcPr>
-            <w:tcW w:type="dxa" w:w="3572"/>
-          </w:tcPr>
-          <w:p>
-            <w:r/>
-            <w:r>
-              <w:rPr>
-                <w:sz w:val="17"/>
-              </w:rPr>
-              <w:t>Único por modelo</w:t>
-            </w:r>
-          </w:p>
-        </w:tc>
-      </w:tr>
-      <w:tr>
-        <w:tc>
-          <w:tcPr>
-            <w:tcW w:type="dxa" w:w="2268"/>
-          </w:tcPr>
-          <w:p>
-            <w:r/>
-            <w:r>
-              <w:rPr>
-                <w:sz w:val="17"/>
-              </w:rPr>
-              <w:t>Fecha desde</w:t>
-            </w:r>
-          </w:p>
-        </w:tc>
-        <w:tc>
-          <w:tcPr>
-            <w:tcW w:type="dxa" w:w="2551"/>
-          </w:tcPr>
-          <w:p>
-            <w:r/>
-            <w:r>
-              <w:rPr>
-                <w:sz w:val="17"/>
-              </w:rPr>
-              <w:t>Selector de fecha</w:t>
-            </w:r>
-          </w:p>
-        </w:tc>
-        <w:tc>
-          <w:tcPr>
-            <w:tcW w:type="dxa" w:w="1247"/>
-          </w:tcPr>
-          <w:p>
-            <w:r/>
-            <w:r>
-              <w:rPr>
-                <w:sz w:val="17"/>
-              </w:rPr>
-              <w:t>Sí</w:t>
-            </w:r>
-          </w:p>
-        </w:tc>
-        <w:tc>
-          <w:tcPr>
-            <w:tcW w:type="dxa" w:w="3572"/>
-          </w:tcPr>
-          <w:p>
-            <w:r/>
-            <w:r>
-              <w:rPr>
-                <w:sz w:val="17"/>
-              </w:rPr>
-              <w:t>Sin restricción</w:t>
-            </w:r>
-          </w:p>
-        </w:tc>
-      </w:tr>
-      <w:tr>
-        <w:tc>
-          <w:tcPr>
-            <w:tcW w:type="dxa" w:w="2268"/>
-          </w:tcPr>
-          <w:p>
-            <w:r/>
-            <w:r>
-              <w:rPr>
-                <w:sz w:val="17"/>
-              </w:rPr>
-              <w:t>Fecha hasta</w:t>
-            </w:r>
-          </w:p>
-        </w:tc>
-        <w:tc>
-          <w:tcPr>
-            <w:tcW w:type="dxa" w:w="2551"/>
-          </w:tcPr>
-          <w:p>
-            <w:r/>
-            <w:r>
-              <w:rPr>
-                <w:sz w:val="17"/>
-              </w:rPr>
-              <w:t>Selector de fecha</w:t>
-            </w:r>
-          </w:p>
-        </w:tc>
-        <w:tc>
-          <w:tcPr>
-            <w:tcW w:type="dxa" w:w="1247"/>
-          </w:tcPr>
-          <w:p>
-            <w:r/>
-            <w:r>
-              <w:rPr>
-                <w:sz w:val="17"/>
-              </w:rPr>
-              <w:t>Sí</w:t>
-            </w:r>
-          </w:p>
-        </w:tc>
-        <w:tc>
-          <w:tcPr>
-            <w:tcW w:type="dxa" w:w="3572"/>
-          </w:tcPr>
-          <w:p>
-            <w:r/>
-            <w:r>
-              <w:rPr>
-                <w:sz w:val="17"/>
-              </w:rPr>
-              <w:t>Posterior a la fecha desde</w:t>
-            </w:r>
-          </w:p>
-        </w:tc>
-      </w:tr>
-      <w:tr>
-        <w:tc>
-          <w:tcPr>
-            <w:tcW w:type="dxa" w:w="2268"/>
-          </w:tcPr>
-          <w:p>
-            <w:r/>
-            <w:r>
-              <w:rPr>
-                <w:sz w:val="17"/>
-              </w:rPr>
-              <w:t>Partición de entrenamiento (por ciento)</w:t>
-            </w:r>
-          </w:p>
-        </w:tc>
-        <w:tc>
-          <w:tcPr>
-            <w:tcW w:type="dxa" w:w="2551"/>
-          </w:tcPr>
-          <w:p>
-            <w:r/>
-            <w:r>
-              <w:rPr>
-                <w:sz w:val="17"/>
-              </w:rPr>
-              <w:t>Numérico entero</w:t>
-            </w:r>
-          </w:p>
-        </w:tc>
-        <w:tc>
-          <w:tcPr>
-            <w:tcW w:type="dxa" w:w="1247"/>
-          </w:tcPr>
-          <w:p>
-            <w:r/>
-            <w:r>
-              <w:rPr>
-                <w:sz w:val="17"/>
-              </w:rPr>
-              <w:t>Sí</w:t>
-            </w:r>
-          </w:p>
-        </w:tc>
-        <w:tc>
-          <w:tcPr>
-            <w:tcW w:type="dxa" w:w="3572"/>
-          </w:tcPr>
-          <w:p>
-            <w:r/>
-            <w:r>
-              <w:rPr>
-                <w:sz w:val="17"/>
-              </w:rPr>
-              <w:t>Las tres particiones deben sumar 100</w:t>
-            </w:r>
-          </w:p>
-        </w:tc>
-      </w:tr>
-      <w:tr>
-        <w:tc>
-          <w:tcPr>
-            <w:tcW w:type="dxa" w:w="2268"/>
-          </w:tcPr>
-          <w:p>
-            <w:r/>
-            <w:r>
-              <w:rPr>
-                <w:sz w:val="17"/>
-              </w:rPr>
-              <w:t>Partición de validación (por ciento)</w:t>
-            </w:r>
-          </w:p>
-        </w:tc>
-        <w:tc>
-          <w:tcPr>
-            <w:tcW w:type="dxa" w:w="2551"/>
-          </w:tcPr>
-          <w:p>
-            <w:r/>
-            <w:r>
-              <w:rPr>
-                <w:sz w:val="17"/>
-              </w:rPr>
-              <w:t>Numérico entero</w:t>
-            </w:r>
-          </w:p>
-        </w:tc>
-        <w:tc>
-          <w:tcPr>
-            <w:tcW w:type="dxa" w:w="1247"/>
-          </w:tcPr>
-          <w:p>
-            <w:r/>
-            <w:r>
-              <w:rPr>
-                <w:sz w:val="17"/>
-              </w:rPr>
-              <w:t>Sí</w:t>
-            </w:r>
-          </w:p>
-        </w:tc>
-        <w:tc>
-          <w:tcPr>
-            <w:tcW w:type="dxa" w:w="3572"/>
-          </w:tcPr>
-          <w:p>
-            <w:r/>
-            <w:r>
-              <w:rPr>
-                <w:sz w:val="17"/>
-              </w:rPr>
-              <w:t>Las tres particiones deben sumar 100</w:t>
-            </w:r>
-          </w:p>
-        </w:tc>
-      </w:tr>
-      <w:tr>
-        <w:tc>
-          <w:tcPr>
-            <w:tcW w:type="dxa" w:w="2268"/>
-          </w:tcPr>
-          <w:p>
-            <w:r/>
-            <w:r>
-              <w:rPr>
-                <w:sz w:val="17"/>
-              </w:rPr>
-              <w:t>Partición de prueba (por ciento)</w:t>
-            </w:r>
-          </w:p>
-        </w:tc>
-        <w:tc>
-          <w:tcPr>
-            <w:tcW w:type="dxa" w:w="2551"/>
-          </w:tcPr>
-          <w:p>
-            <w:r/>
-            <w:r>
-              <w:rPr>
-                <w:sz w:val="17"/>
-              </w:rPr>
-              <w:t>Numérico entero</w:t>
-            </w:r>
-          </w:p>
-        </w:tc>
-        <w:tc>
-          <w:tcPr>
-            <w:tcW w:type="dxa" w:w="1247"/>
-          </w:tcPr>
-          <w:p>
-            <w:r/>
-            <w:r>
-              <w:rPr>
-                <w:sz w:val="17"/>
-              </w:rPr>
-              <w:t>Sí</w:t>
-            </w:r>
-          </w:p>
-        </w:tc>
-        <w:tc>
-          <w:tcPr>
-            <w:tcW w:type="dxa" w:w="3572"/>
-          </w:tcPr>
-          <w:p>
-            <w:r/>
-            <w:r>
-              <w:rPr>
-                <w:sz w:val="17"/>
-              </w:rPr>
-              <w:t>Las tres particiones deben sumar 100</w:t>
-            </w:r>
-          </w:p>
-        </w:tc>
-      </w:tr>
-      <w:tr>
-        <w:tc>
-          <w:tcPr>
-            <w:tcW w:type="dxa" w:w="2268"/>
-          </w:tcPr>
-          <w:p>
-            <w:r/>
-            <w:r>
-              <w:rPr>
-                <w:sz w:val="17"/>
-              </w:rPr>
-              <w:t>Conjunto sintético</w:t>
-            </w:r>
-          </w:p>
-        </w:tc>
-        <w:tc>
-          <w:tcPr>
-            <w:tcW w:type="dxa" w:w="2551"/>
-          </w:tcPr>
-          <w:p>
-            <w:r/>
-            <w:r>
-              <w:rPr>
-                <w:sz w:val="17"/>
-              </w:rPr>
-              <w:t>Interruptor</w:t>
-            </w:r>
-          </w:p>
-        </w:tc>
-        <w:tc>
-          <w:tcPr>
-            <w:tcW w:type="dxa" w:w="1247"/>
-          </w:tcPr>
-          <w:p>
-            <w:r/>
-            <w:r>
-              <w:rPr>
-                <w:sz w:val="17"/>
-              </w:rPr>
-              <w:t>Sí</w:t>
-            </w:r>
-          </w:p>
-        </w:tc>
-        <w:tc>
-          <w:tcPr>
-            <w:tcW w:type="dxa" w:w="3572"/>
-          </w:tcPr>
-          <w:p>
-            <w:r/>
-            <w:r>
-              <w:rPr>
-                <w:sz w:val="17"/>
-              </w:rPr>
-              <w:t>Debe marcarse cuando los datos son generados</w:t>
-            </w:r>
-          </w:p>
-        </w:tc>
-      </w:tr>
-    </w:tbl>
-    <w:p>
-      <w:pPr>
-        <w:spacing w:after="40"/>
-      </w:pPr>
-    </w:p>
-    <w:p>
-      <w:pPr>
-        <w:spacing w:after="40"/>
-      </w:pPr>
-      <w:r>
-        <w:rPr>
-          <w:b/>
-          <w:color w:val="4F46E5"/>
-          <w:sz w:val="21"/>
-        </w:rPr>
-        <w:t xml:space="preserve">Paso 3. </w:t>
-      </w:r>
-      <w:r>
-        <w:rPr>
-          <w:sz w:val="21"/>
-        </w:rPr>
-        <w:t>Guarde.</w:t>
-      </w:r>
-    </w:p>
-    <w:p>
-      <w:pPr>
-        <w:spacing w:after="40"/>
-      </w:pPr>
-      <w:r>
-        <w:rPr>
-          <w:b/>
-          <w:color w:val="4F46E5"/>
-          <w:sz w:val="21"/>
-        </w:rPr>
-        <w:t xml:space="preserve">Paso 4. </w:t>
-      </w:r>
-      <w:r>
-        <w:rPr>
-          <w:sz w:val="21"/>
-        </w:rPr>
-        <w:t>Compruebe que quedó bien. Tiene que cumplirse todo esto:</w:t>
-      </w:r>
-    </w:p>
-    <w:tbl>
-      <w:tblPr>
-        <w:tblW w:type="auto" w:w="0"/>
-        <w:tblLook w:firstColumn="1" w:firstRow="1" w:lastColumn="0" w:lastRow="0" w:noHBand="0" w:noVBand="1" w:val="04A0"/>
-        <w:jc w:val="center"/>
-        <w:tblBorders>
-          <w:top w:val="single" w:sz="4" w:color="BFBFBF"/>
-          <w:left w:val="single" w:sz="4" w:color="BFBFBF"/>
-          <w:bottom w:val="single" w:sz="4" w:color="BFBFBF"/>
-          <w:right w:val="single" w:sz="4" w:color="BFBFBF"/>
-          <w:insideH w:val="single" w:sz="4" w:color="BFBFBF"/>
-          <w:insideV w:val="single" w:sz="4" w:color="BFBFBF"/>
-        </w:tblBorders>
-      </w:tblPr>
-      <w:tblGrid>
-        <w:gridCol w:w="3249"/>
-        <w:gridCol w:w="3249"/>
-        <w:gridCol w:w="3249"/>
-      </w:tblGrid>
-      <w:tr>
-        <w:tc>
-          <w:tcPr>
-            <w:tcW w:type="dxa" w:w="737"/>
-            <w:shd w:val="clear" w:color="auto" w:fill="E8E5F7"/>
-          </w:tcPr>
-          <w:p>
-            <w:r/>
-            <w:r>
-              <w:rPr>
-                <w:b/>
-                <w:sz w:val="17"/>
-              </w:rPr>
-              <w:t>N.º</w:t>
-            </w:r>
-          </w:p>
-        </w:tc>
-        <w:tc>
-          <w:tcPr>
-            <w:tcW w:type="dxa" w:w="2381"/>
-            <w:shd w:val="clear" w:color="auto" w:fill="E8E5F7"/>
-          </w:tcPr>
-          <w:p>
-            <w:r/>
-            <w:r>
-              <w:rPr>
-                <w:b/>
-                <w:sz w:val="17"/>
-              </w:rPr>
-              <w:t>Situación</w:t>
-            </w:r>
-          </w:p>
-        </w:tc>
-        <w:tc>
-          <w:tcPr>
-            <w:tcW w:type="dxa" w:w="6520"/>
-            <w:shd w:val="clear" w:color="auto" w:fill="E8E5F7"/>
-          </w:tcPr>
-          <w:p>
-            <w:r/>
-            <w:r>
-              <w:rPr>
-                <w:b/>
-                <w:sz w:val="17"/>
-              </w:rPr>
-              <w:t>Lo que debe ocurrir</w:t>
-            </w:r>
-          </w:p>
-        </w:tc>
-      </w:tr>
-      <w:tr>
-        <w:tc>
-          <w:tcPr>
-            <w:tcW w:type="dxa" w:w="737"/>
-          </w:tcPr>
-          <w:p>
-            <w:r/>
-            <w:r>
-              <w:rPr>
-                <w:sz w:val="17"/>
-              </w:rPr>
-              <w:t>1</w:t>
-            </w:r>
-          </w:p>
-        </w:tc>
-        <w:tc>
-          <w:tcPr>
-            <w:tcW w:type="dxa" w:w="2381"/>
-          </w:tcPr>
-          <w:p>
-            <w:r/>
-            <w:r>
-              <w:rPr>
-                <w:sz w:val="17"/>
-              </w:rPr>
               <w:t>Definición del conjunto</w:t>
             </w:r>
           </w:p>
@@ -6284,7 +6606,7 @@
         <w:rPr>
           <w:sz w:val="21"/>
         </w:rPr>
-        <w:t>Entre a Análisis de SIGMA AI.</w:t>
+        <w:t>Entre a Experimentos.</w:t>
       </w:r>
     </w:p>
     <w:p>
@@ -6297,7 +6619,7 @@
           <w:color w:val="555555"/>
           <w:sz w:val="19"/>
         </w:rPr>
-        <w:t>Menú: Análisis de SIGMA AI</w:t>
+        <w:t>Menú: SIGMA AI › Experimentos</w:t>
       </w:r>
     </w:p>
     <w:p>
@@ -6316,7 +6638,20 @@
         <w:rPr>
           <w:sz w:val="21"/>
         </w:rPr>
-        <w:t>Ejecute la acción desde la pantalla.</w:t>
+        <w:t>Revise la información que muestra Experimentos.</w:t>
+      </w:r>
+    </w:p>
+    <w:p>
+      <w:pPr>
+        <w:spacing w:after="120"/>
+        <w:ind w:left="680"/>
+      </w:pPr>
+      <w:r>
+        <w:rPr>
+          <w:color w:val="555555"/>
+          <w:sz w:val="19"/>
+        </w:rPr>
+        <w:t>Es una consulta: no hay nada que llenar ni que guardar.</w:t>
       </w:r>
     </w:p>
     <w:p>
@@ -7055,7 +7390,7 @@
           <w:color w:val="555555"/>
           <w:sz w:val="18"/>
         </w:rPr>
-        <w:t>Generado desde el Product Backlog (historias, campos de entrada y criterios de aceptación) y desde la tabla Menus de la base. Para actualizarlo: python _scratch/gen_manual_modulo.py</w:t>
+        <w:t>Generado desde el Product Backlog (historias, campos de entrada y criterios de aceptación), desde la tabla Menus de la base y desde las pestañas leídas de los .aspx. Para actualizarlo: python _scratch/gen_manual_modulo.py</w:t>
       </w:r>
     </w:p>
     <w:sectPr>
